--- a/99_Modelisation/02_ScilabXcos/12_MoteurCC_06_Modelisation_Connaissance_CPGE.docx
+++ b/99_Modelisation/02_ScilabXcos/12_MoteurCC_06_Modelisation_Connaissance_CPGE.docx
@@ -1,6 +1,6 @@
 
 <file path=word/document.xml><?xml version="1.0" encoding="utf-8"?>
-<w:document xmlns:wpc="http://schemas.microsoft.com/office/word/2010/wordprocessingCanvas" xmlns:cx="http://schemas.microsoft.com/office/drawing/2014/chartex" xmlns:cx1="http://schemas.microsoft.com/office/drawing/2015/9/8/chartex" xmlns:cx2="http://schemas.microsoft.com/office/drawing/2015/10/21/chartex" xmlns:cx3="http://schemas.microsoft.com/office/drawing/2016/5/9/chartex" xmlns:cx4="http://schemas.microsoft.com/office/drawing/2016/5/10/chartex" xmlns:cx5="http://schemas.microsoft.com/office/drawing/2016/5/11/chartex" xmlns:cx6="http://schemas.microsoft.com/office/drawing/2016/5/12/chartex" xmlns:cx7="http://schemas.microsoft.com/office/drawing/2016/5/13/chartex" xmlns:cx8="http://schemas.microsoft.com/office/drawing/2016/5/14/chartex" xmlns:mc="http://schemas.openxmlformats.org/markup-compatibility/2006" xmlns:aink="http://schemas.microsoft.com/office/drawing/2016/ink" xmlns:am3d="http://schemas.microsoft.com/office/drawing/2017/model3d" xmlns:o="urn:schemas-microsoft-com:office:office" xmlns:r="http://schemas.openxmlformats.org/officeDocument/2006/relationships" xmlns:m="http://schemas.openxmlformats.org/officeDocument/2006/math" xmlns:v="urn:schemas-microsoft-com:vml" xmlns:wp14="http://schemas.microsoft.com/office/word/2010/wordprocessingDrawing" xmlns:wp="http://schemas.openxmlformats.org/drawingml/2006/wordprocessingDrawing" xmlns:w10="urn:schemas-microsoft-com:office:word" xmlns:w="http://schemas.openxmlformats.org/wordprocessingml/2006/main" xmlns:w14="http://schemas.microsoft.com/office/word/2010/wordml" xmlns:w15="http://schemas.microsoft.com/office/word/2012/wordml" xmlns:w16cex="http://schemas.microsoft.com/office/word/2018/wordml/cex" xmlns:w16cid="http://schemas.microsoft.com/office/word/2016/wordml/cid" xmlns:w16="http://schemas.microsoft.com/office/word/2018/wordml" xmlns:w16sdtdh="http://schemas.microsoft.com/office/word/2020/wordml/sdtdatahash" xmlns:w16se="http://schemas.microsoft.com/office/word/2015/wordml/symex" xmlns:wpg="http://schemas.microsoft.com/office/word/2010/wordprocessingGroup" xmlns:wpi="http://schemas.microsoft.com/office/word/2010/wordprocessingInk" xmlns:wne="http://schemas.microsoft.com/office/word/2006/wordml" xmlns:wps="http://schemas.microsoft.com/office/word/2010/wordprocessingShape" mc:Ignorable="w14 w15 w16se w16cid w16 w16cex w16sdtdh wp14">
+<w:document xmlns:wpc="http://schemas.microsoft.com/office/word/2010/wordprocessingCanvas" xmlns:cx="http://schemas.microsoft.com/office/drawing/2014/chartex" xmlns:cx1="http://schemas.microsoft.com/office/drawing/2015/9/8/chartex" xmlns:cx2="http://schemas.microsoft.com/office/drawing/2015/10/21/chartex" xmlns:cx3="http://schemas.microsoft.com/office/drawing/2016/5/9/chartex" xmlns:cx4="http://schemas.microsoft.com/office/drawing/2016/5/10/chartex" xmlns:cx5="http://schemas.microsoft.com/office/drawing/2016/5/11/chartex" xmlns:cx6="http://schemas.microsoft.com/office/drawing/2016/5/12/chartex" xmlns:cx7="http://schemas.microsoft.com/office/drawing/2016/5/13/chartex" xmlns:cx8="http://schemas.microsoft.com/office/drawing/2016/5/14/chartex" xmlns:mc="http://schemas.openxmlformats.org/markup-compatibility/2006" xmlns:aink="http://schemas.microsoft.com/office/drawing/2016/ink" xmlns:am3d="http://schemas.microsoft.com/office/drawing/2017/model3d" xmlns:o="urn:schemas-microsoft-com:office:office" xmlns:oel="http://schemas.microsoft.com/office/2019/extlst" xmlns:r="http://schemas.openxmlformats.org/officeDocument/2006/relationships" xmlns:m="http://schemas.openxmlformats.org/officeDocument/2006/math" xmlns:v="urn:schemas-microsoft-com:vml" xmlns:wp14="http://schemas.microsoft.com/office/word/2010/wordprocessingDrawing" xmlns:wp="http://schemas.openxmlformats.org/drawingml/2006/wordprocessingDrawing" xmlns:w10="urn:schemas-microsoft-com:office:word" xmlns:w="http://schemas.openxmlformats.org/wordprocessingml/2006/main" xmlns:w14="http://schemas.microsoft.com/office/word/2010/wordml" xmlns:w15="http://schemas.microsoft.com/office/word/2012/wordml" xmlns:w16cex="http://schemas.microsoft.com/office/word/2018/wordml/cex" xmlns:w16cid="http://schemas.microsoft.com/office/word/2016/wordml/cid" xmlns:w16="http://schemas.microsoft.com/office/word/2018/wordml" xmlns:w16du="http://schemas.microsoft.com/office/word/2023/wordml/word16du" xmlns:w16sdtdh="http://schemas.microsoft.com/office/word/2020/wordml/sdtdatahash" xmlns:w16sdtfl="http://schemas.microsoft.com/office/word/2024/wordml/sdtformatlock" xmlns:w16se="http://schemas.microsoft.com/office/word/2015/wordml/symex" xmlns:wpg="http://schemas.microsoft.com/office/word/2010/wordprocessingGroup" xmlns:wpi="http://schemas.microsoft.com/office/word/2010/wordprocessingInk" xmlns:wne="http://schemas.microsoft.com/office/word/2006/wordml" xmlns:wps="http://schemas.microsoft.com/office/word/2010/wordprocessingShape" mc:Ignorable="w14 w15 w16se w16cid w16 w16cex w16sdtdh w16sdtfl w16du wp14">
   <w:body>
     <w:p>
       <w:pPr>
@@ -22,7 +22,6 @@
         <w:t>Schéma blocs</w:t>
       </w:r>
     </w:p>
-    <w:p/>
     <w:p/>
     <w:tbl>
       <w:tblPr>
@@ -50,7 +49,7 @@
         </w:trPr>
         <w:tc>
           <w:tcPr>
-            <w:tcW w:w="447" w:type="dxa"/>
+            <w:tcW w:w="506" w:type="dxa"/>
             <w:shd w:val="clear" w:color="auto" w:fill="FFD5D5"/>
             <w:textDirection w:val="btLr"/>
             <w:vAlign w:val="center"/>
@@ -79,7 +78,7 @@
         </w:tc>
         <w:tc>
           <w:tcPr>
-            <w:tcW w:w="9866" w:type="dxa"/>
+            <w:tcW w:w="9688" w:type="dxa"/>
             <w:shd w:val="clear" w:color="auto" w:fill="FFD5D5"/>
             <w:vAlign w:val="center"/>
           </w:tcPr>
@@ -275,7 +274,10 @@
               <w:jc w:val="left"/>
             </w:pPr>
             <w:r>
-              <w:t xml:space="preserve">Les valeurs données par le constructeur du moteur sont les suivantes : </w:t>
+              <w:t>Les valeurs données par le constructeur du moteur sont les suivantes</w:t>
+            </w:r>
+            <w:r>
+              <w:t xml:space="preserve"> (à saisir dans le contexte, cf ci-dessous)</w:t>
             </w:r>
           </w:p>
           <w:p>
@@ -769,109 +771,28 @@
         <w:tblStyle w:val="Grilledutableau"/>
         <w:tblW w:w="0" w:type="auto"/>
         <w:tblBorders>
-          <w:top w:val="single" w:sz="4" w:space="0" w:color="002060"/>
-          <w:left w:val="single" w:sz="4" w:space="0" w:color="002060"/>
-          <w:bottom w:val="single" w:sz="4" w:space="0" w:color="002060"/>
-          <w:right w:val="single" w:sz="4" w:space="0" w:color="002060"/>
-          <w:insideH w:val="none" w:sz="0" w:space="0" w:color="auto"/>
-          <w:insideV w:val="none" w:sz="0" w:space="0" w:color="auto"/>
+          <w:top w:val="single" w:sz="12" w:space="0" w:color="385623" w:themeColor="accent6" w:themeShade="80"/>
+          <w:left w:val="single" w:sz="12" w:space="0" w:color="385623" w:themeColor="accent6" w:themeShade="80"/>
+          <w:bottom w:val="single" w:sz="12" w:space="0" w:color="385623" w:themeColor="accent6" w:themeShade="80"/>
+          <w:right w:val="single" w:sz="12" w:space="0" w:color="385623" w:themeColor="accent6" w:themeShade="80"/>
+          <w:insideH w:val="single" w:sz="12" w:space="0" w:color="385623" w:themeColor="accent6" w:themeShade="80"/>
+          <w:insideV w:val="single" w:sz="12" w:space="0" w:color="385623" w:themeColor="accent6" w:themeShade="80"/>
         </w:tblBorders>
-        <w:shd w:val="clear" w:color="auto" w:fill="DDE8FF"/>
+        <w:shd w:val="clear" w:color="auto" w:fill="E2EFD9" w:themeFill="accent6" w:themeFillTint="33"/>
         <w:tblLook w:val="04A0" w:firstRow="1" w:lastRow="0" w:firstColumn="1" w:lastColumn="0" w:noHBand="0" w:noVBand="1"/>
       </w:tblPr>
       <w:tblGrid>
-        <w:gridCol w:w="846"/>
-        <w:gridCol w:w="9348"/>
+        <w:gridCol w:w="10174"/>
       </w:tblGrid>
       <w:tr>
-        <w:trPr>
-          <w:cantSplit/>
-          <w:trHeight w:val="1651"/>
-        </w:trPr>
         <w:tc>
           <w:tcPr>
-            <w:tcW w:w="846" w:type="dxa"/>
-            <w:shd w:val="clear" w:color="auto" w:fill="DDE8FF"/>
-            <w:textDirection w:val="btLr"/>
-            <w:vAlign w:val="center"/>
+            <w:tcW w:w="10194" w:type="dxa"/>
+            <w:shd w:val="clear" w:color="auto" w:fill="E2EFD9" w:themeFill="accent6" w:themeFillTint="33"/>
           </w:tcPr>
           <w:p>
-            <w:pPr>
-              <w:ind w:left="113" w:right="113"/>
-              <w:jc w:val="center"/>
-              <w:rPr>
-                <w:rFonts w:ascii="Tw Cen MT" w:hAnsi="Tw Cen MT"/>
-                <w:b/>
-                <w:lang w:eastAsia="fr-FR"/>
-              </w:rPr>
-            </w:pPr>
-            <w:r>
-              <w:rPr>
-                <w:rFonts w:ascii="Tw Cen MT" w:hAnsi="Tw Cen MT"/>
-                <w:b/>
-                <w:lang w:eastAsia="fr-FR"/>
-              </w:rPr>
-              <w:t>Modéliser</w:t>
-            </w:r>
-          </w:p>
-        </w:tc>
-        <w:tc>
-          <w:tcPr>
-            <w:tcW w:w="9348" w:type="dxa"/>
-            <w:shd w:val="clear" w:color="auto" w:fill="DDE8FF"/>
-            <w:vAlign w:val="center"/>
-          </w:tcPr>
-          <w:p>
-            <w:pPr>
-              <w:spacing w:line="240" w:lineRule="auto"/>
-              <w:jc w:val="left"/>
-              <w:rPr>
-                <w:rFonts w:ascii="Tw Cen MT" w:hAnsi="Tw Cen MT"/>
-                <w:b/>
-                <w:bCs/>
-                <w:sz w:val="22"/>
-                <w:szCs w:val="24"/>
-              </w:rPr>
-            </w:pPr>
-            <w:r>
-              <w:rPr>
-                <w:rFonts w:ascii="Tw Cen MT" w:hAnsi="Tw Cen MT"/>
-                <w:b/>
-                <w:bCs/>
-                <w:sz w:val="22"/>
-                <w:szCs w:val="24"/>
-              </w:rPr>
-              <w:t xml:space="preserve">Activité </w:t>
-            </w:r>
-            <w:r>
-              <w:rPr>
-                <w:rFonts w:ascii="Tw Cen MT" w:hAnsi="Tw Cen MT"/>
-                <w:b/>
-                <w:bCs/>
-                <w:sz w:val="22"/>
-                <w:szCs w:val="24"/>
-              </w:rPr>
-              <w:t>2</w:t>
-            </w:r>
-            <w:r>
-              <w:rPr>
-                <w:rFonts w:ascii="Tw Cen MT" w:hAnsi="Tw Cen MT"/>
-                <w:b/>
-                <w:bCs/>
-                <w:sz w:val="22"/>
-                <w:szCs w:val="24"/>
-              </w:rPr>
-              <w:t xml:space="preserve"> – Modélisation de l’asservissement en </w:t>
-            </w:r>
-            <w:r>
-              <w:rPr>
-                <w:rFonts w:ascii="Tw Cen MT" w:hAnsi="Tw Cen MT"/>
-                <w:b/>
-                <w:bCs/>
-                <w:sz w:val="22"/>
-                <w:szCs w:val="24"/>
-              </w:rPr>
-              <w:t>position</w:t>
+            <w:r>
+              <w:t>Pour associer les valeurs numériques aux valeurs littérales:</w:t>
             </w:r>
           </w:p>
           <w:p>
@@ -879,28 +800,17 @@
               <w:pStyle w:val="Paragraphedeliste"/>
               <w:numPr>
                 <w:ilvl w:val="0"/>
-                <w:numId w:val="20"/>
+                <w:numId w:val="24"/>
               </w:numPr>
-              <w:spacing w:line="240" w:lineRule="auto"/>
-              <w:jc w:val="left"/>
             </w:pPr>
             <w:r>
-              <w:t>Modifier le schéma-bloc pour obtenir un asservissement en position avec un correcteur proportionnel.</w:t>
-            </w:r>
-          </w:p>
-          <w:p>
-            <w:pPr>
-              <w:spacing w:line="240" w:lineRule="auto"/>
-              <w:jc w:val="left"/>
-            </w:pPr>
-          </w:p>
-          <w:p>
-            <w:pPr>
-              <w:spacing w:line="240" w:lineRule="auto"/>
-              <w:jc w:val="left"/>
-            </w:pPr>
-            <w:r>
-              <w:t xml:space="preserve">Les valeurs sont les suivantes : </w:t>
+              <w:t xml:space="preserve">Ou bien Menu simulation </w:t>
+            </w:r>
+            <w:r>
+              <w:sym w:font="Wingdings 3" w:char="F084"/>
+            </w:r>
+            <w:r>
+              <w:t xml:space="preserve"> Modifier le contexte, puis affecter une variable à chaque ligne.</w:t>
             </w:r>
           </w:p>
           <w:p>
@@ -908,245 +818,795 @@
               <w:pStyle w:val="Paragraphedeliste"/>
               <w:numPr>
                 <w:ilvl w:val="0"/>
-                <w:numId w:val="18"/>
+                <w:numId w:val="24"/>
               </w:numPr>
-              <w:spacing w:line="240" w:lineRule="auto"/>
-              <w:jc w:val="left"/>
-              <w:rPr>
-                <w:b/>
-                <w:bCs/>
-              </w:rPr>
             </w:pPr>
-            <w:bookmarkStart w:id="1" w:name="_Toc144669460"/>
-            <w:r>
-              <w:rPr>
-                <w:b/>
-                <w:bCs/>
-              </w:rPr>
-              <w:t>Réducteur</w:t>
-            </w:r>
-            <w:bookmarkEnd w:id="1"/>
+            <w:r>
+              <w:t xml:space="preserve">Ou bien Clic droit sur la feuille Scilab </w:t>
+            </w:r>
+            <w:r>
+              <w:sym w:font="Wingdings 3" w:char="F084"/>
+            </w:r>
+            <w:r>
+              <w:t xml:space="preserve"> Modifier le contexte.</w:t>
+            </w:r>
           </w:p>
-          <w:p>
-            <w:pPr>
-              <w:pStyle w:val="Paragraphedeliste"/>
-              <w:numPr>
-                <w:ilvl w:val="1"/>
-                <w:numId w:val="18"/>
-              </w:numPr>
-              <w:spacing w:line="240" w:lineRule="auto"/>
-              <w:jc w:val="left"/>
-            </w:pPr>
-            <w:r>
-              <w:t>Rapport de réduction : 34.</w:t>
-            </w:r>
-          </w:p>
-          <w:p>
-            <w:pPr>
-              <w:pStyle w:val="Paragraphedeliste"/>
-              <w:numPr>
-                <w:ilvl w:val="0"/>
-                <w:numId w:val="18"/>
-              </w:numPr>
-              <w:spacing w:line="240" w:lineRule="auto"/>
-              <w:jc w:val="left"/>
-            </w:pPr>
-            <w:bookmarkStart w:id="2" w:name="_Toc144669461"/>
-            <w:r>
-              <w:rPr>
-                <w:b/>
-                <w:bCs/>
-              </w:rPr>
-              <w:t>Grandeurs mécaniques</w:t>
-            </w:r>
-            <w:bookmarkEnd w:id="2"/>
-          </w:p>
-          <w:p>
-            <w:pPr>
-              <w:pStyle w:val="Paragraphedeliste"/>
-              <w:numPr>
-                <w:ilvl w:val="1"/>
-                <w:numId w:val="18"/>
-              </w:numPr>
-              <w:spacing w:line="240" w:lineRule="auto"/>
-              <w:jc w:val="left"/>
-            </w:pPr>
-            <w:r>
-              <w:t xml:space="preserve">Coefficient de frottement visqueux en sortie du réducteur </w:t>
-            </w:r>
-            <m:oMath>
-              <m:r>
-                <w:rPr>
-                  <w:rFonts w:ascii="Cambria Math" w:hAnsi="Cambria Math"/>
-                </w:rPr>
-                <m:t>f=0,0014 </m:t>
-              </m:r>
-              <m:r>
-                <m:rPr>
-                  <m:sty m:val="p"/>
-                </m:rPr>
-                <w:rPr>
-                  <w:rFonts w:ascii="Cambria Math" w:hAnsi="Cambria Math"/>
-                </w:rPr>
-                <m:t>Nms</m:t>
-              </m:r>
-              <m:r>
-                <m:rPr>
-                  <m:lit/>
-                  <m:sty m:val="p"/>
-                </m:rPr>
-                <w:rPr>
-                  <w:rFonts w:ascii="Cambria Math" w:hAnsi="Cambria Math"/>
-                </w:rPr>
-                <m:t>/</m:t>
-              </m:r>
-              <m:r>
-                <m:rPr>
-                  <m:sty m:val="p"/>
-                </m:rPr>
-                <w:rPr>
-                  <w:rFonts w:ascii="Cambria Math" w:hAnsi="Cambria Math"/>
-                </w:rPr>
-                <m:t>rad </m:t>
-              </m:r>
-            </m:oMath>
-            <w:r>
-              <w:t>;</w:t>
-            </w:r>
-          </w:p>
-          <w:p>
-            <w:pPr>
-              <w:pStyle w:val="Paragraphedeliste"/>
-              <w:numPr>
-                <w:ilvl w:val="1"/>
-                <w:numId w:val="18"/>
-              </w:numPr>
-              <w:spacing w:line="240" w:lineRule="auto"/>
-              <w:jc w:val="left"/>
-              <w:rPr>
-                <w:rFonts w:eastAsiaTheme="minorEastAsia"/>
-              </w:rPr>
-            </w:pPr>
-            <w:r>
-              <w:t xml:space="preserve">Couple de frottement statique : </w:t>
-            </w:r>
-            <m:oMath>
-              <m:r>
-                <w:rPr>
-                  <w:rFonts w:ascii="Cambria Math" w:hAnsi="Cambria Math"/>
-                </w:rPr>
-                <m:t>-0,027 </m:t>
-              </m:r>
-              <m:r>
-                <m:rPr>
-                  <m:sty m:val="p"/>
-                </m:rPr>
-                <w:rPr>
-                  <w:rFonts w:ascii="Cambria Math" w:hAnsi="Cambria Math"/>
-                </w:rPr>
-                <m:t>Nm.</m:t>
-              </m:r>
-            </m:oMath>
-            <w:bookmarkStart w:id="3" w:name="_Toc144669462"/>
-          </w:p>
-          <w:p>
-            <w:pPr>
-              <w:pStyle w:val="Paragraphedeliste"/>
-              <w:numPr>
-                <w:ilvl w:val="0"/>
-                <w:numId w:val="18"/>
-              </w:numPr>
-              <w:spacing w:line="240" w:lineRule="auto"/>
-              <w:jc w:val="left"/>
-              <w:rPr>
-                <w:rFonts w:eastAsiaTheme="minorEastAsia"/>
-              </w:rPr>
-            </w:pPr>
-            <w:r>
-              <w:rPr>
-                <w:b/>
-                <w:bCs/>
-              </w:rPr>
-              <w:t>Capteur</w:t>
-            </w:r>
-            <w:bookmarkEnd w:id="3"/>
-          </w:p>
-          <w:p>
-            <w:pPr>
-              <w:pStyle w:val="Paragraphedeliste"/>
-              <w:numPr>
-                <w:ilvl w:val="0"/>
-                <w:numId w:val="21"/>
-              </w:numPr>
-              <w:spacing w:line="240" w:lineRule="auto"/>
-              <w:jc w:val="left"/>
-            </w:pPr>
-            <w:r>
-              <w:t>Codeur : 48 tops/tour (12 « fentes » sur 2 voies de mesures).</w:t>
-            </w:r>
-            <w:r>
-              <w:t xml:space="preserve"> </w:t>
-            </w:r>
-          </w:p>
-          <w:p>
-            <w:pPr>
-              <w:pStyle w:val="Paragraphedeliste"/>
-              <w:spacing w:line="240" w:lineRule="auto"/>
-              <w:jc w:val="left"/>
-            </w:pPr>
-          </w:p>
-          <w:p>
-            <w:pPr>
-              <w:pStyle w:val="Paragraphedeliste"/>
-              <w:numPr>
-                <w:ilvl w:val="0"/>
-                <w:numId w:val="22"/>
-              </w:numPr>
-              <w:spacing w:line="240" w:lineRule="auto"/>
-              <w:jc w:val="left"/>
-            </w:pPr>
-            <w:r>
-              <w:t xml:space="preserve">Tracer la réponse temporelle pour un échelon unitaire. </w:t>
-            </w:r>
-          </w:p>
-          <w:p>
-            <w:pPr>
-              <w:pStyle w:val="Paragraphedeliste"/>
-              <w:numPr>
-                <w:ilvl w:val="0"/>
-                <w:numId w:val="22"/>
-              </w:numPr>
-              <w:spacing w:line="240" w:lineRule="auto"/>
-              <w:jc w:val="left"/>
-            </w:pPr>
-            <w:r>
-              <w:t xml:space="preserve">Déterminer les performances du système (stabilité, écart statique, temps de réponse à 5%). </w:t>
-            </w:r>
-          </w:p>
-          <w:p>
-            <w:pPr>
-              <w:spacing w:line="240" w:lineRule="auto"/>
-              <w:jc w:val="left"/>
-            </w:pPr>
-          </w:p>
-          <w:p>
-            <w:pPr>
-              <w:pStyle w:val="Paragraphedeliste"/>
-              <w:numPr>
-                <w:ilvl w:val="0"/>
-                <w:numId w:val="22"/>
-              </w:numPr>
-              <w:spacing w:line="240" w:lineRule="auto"/>
-              <w:jc w:val="left"/>
-            </w:pPr>
-            <w:r>
-              <w:t xml:space="preserve">Tracer et analyser la courbe de courant. </w:t>
-            </w:r>
-          </w:p>
+          <w:p/>
+          <w:tbl>
+            <w:tblPr>
+              <w:tblStyle w:val="Grilledutableau"/>
+              <w:tblW w:w="0" w:type="auto"/>
+              <w:tblBorders>
+                <w:top w:val="single" w:sz="4" w:space="0" w:color="7F7F7F" w:themeColor="text1" w:themeTint="80"/>
+                <w:left w:val="none" w:sz="0" w:space="0" w:color="auto"/>
+                <w:bottom w:val="single" w:sz="4" w:space="0" w:color="7F7F7F" w:themeColor="text1" w:themeTint="80"/>
+                <w:right w:val="none" w:sz="0" w:space="0" w:color="auto"/>
+                <w:insideH w:val="single" w:sz="4" w:space="0" w:color="7F7F7F" w:themeColor="text1" w:themeTint="80"/>
+                <w:insideV w:val="none" w:sz="0" w:space="0" w:color="auto"/>
+              </w:tblBorders>
+              <w:tblLayout w:type="fixed"/>
+              <w:tblLook w:val="04A0" w:firstRow="1" w:lastRow="0" w:firstColumn="1" w:lastColumn="0" w:noHBand="0" w:noVBand="1"/>
+            </w:tblPr>
+            <w:tblGrid>
+              <w:gridCol w:w="1894"/>
+              <w:gridCol w:w="1900"/>
+              <w:gridCol w:w="2977"/>
+              <w:gridCol w:w="2517"/>
+            </w:tblGrid>
+            <w:tr>
+              <w:trPr>
+                <w:trHeight w:val="63"/>
+              </w:trPr>
+              <w:tc>
+                <w:tcPr>
+                  <w:tcW w:w="1894" w:type="dxa"/>
+                </w:tcPr>
+                <w:p>
+                  <w:pPr>
+                    <w:rPr>
+                      <w:b/>
+                      <w:color w:val="7F7F7F" w:themeColor="text1" w:themeTint="80"/>
+                    </w:rPr>
+                  </w:pPr>
+                  <w:r>
+                    <w:rPr>
+                      <w:b/>
+                      <w:color w:val="7F7F7F" w:themeColor="text1" w:themeTint="80"/>
+                    </w:rPr>
+                    <w:t>Constituants</w:t>
+                  </w:r>
+                </w:p>
+              </w:tc>
+              <w:tc>
+                <w:tcPr>
+                  <w:tcW w:w="1900" w:type="dxa"/>
+                </w:tcPr>
+                <w:p>
+                  <w:pPr>
+                    <w:rPr>
+                      <w:b/>
+                      <w:color w:val="7F7F7F" w:themeColor="text1" w:themeTint="80"/>
+                    </w:rPr>
+                  </w:pPr>
+                  <w:r>
+                    <w:rPr>
+                      <w:b/>
+                      <w:color w:val="7F7F7F" w:themeColor="text1" w:themeTint="80"/>
+                    </w:rPr>
+                    <w:t>Représentation</w:t>
+                  </w:r>
+                </w:p>
+              </w:tc>
+              <w:tc>
+                <w:tcPr>
+                  <w:tcW w:w="2977" w:type="dxa"/>
+                </w:tcPr>
+                <w:p>
+                  <w:pPr>
+                    <w:rPr>
+                      <w:b/>
+                      <w:color w:val="7F7F7F" w:themeColor="text1" w:themeTint="80"/>
+                    </w:rPr>
+                  </w:pPr>
+                  <w:r>
+                    <w:rPr>
+                      <w:b/>
+                      <w:color w:val="7F7F7F" w:themeColor="text1" w:themeTint="80"/>
+                    </w:rPr>
+                    <w:t>Palette</w:t>
+                  </w:r>
+                </w:p>
+              </w:tc>
+              <w:tc>
+                <w:tcPr>
+                  <w:tcW w:w="2517" w:type="dxa"/>
+                </w:tcPr>
+                <w:p>
+                  <w:pPr>
+                    <w:rPr>
+                      <w:b/>
+                      <w:color w:val="7F7F7F" w:themeColor="text1" w:themeTint="80"/>
+                    </w:rPr>
+                  </w:pPr>
+                  <w:r>
+                    <w:rPr>
+                      <w:b/>
+                      <w:color w:val="7F7F7F" w:themeColor="text1" w:themeTint="80"/>
+                    </w:rPr>
+                    <w:t>Paramètres</w:t>
+                  </w:r>
+                </w:p>
+              </w:tc>
+            </w:tr>
+            <w:tr>
+              <w:trPr>
+                <w:trHeight w:val="170"/>
+              </w:trPr>
+              <w:tc>
+                <w:tcPr>
+                  <w:tcW w:w="1894" w:type="dxa"/>
+                  <w:vAlign w:val="center"/>
+                </w:tcPr>
+                <w:p>
+                  <w:r>
+                    <w:t xml:space="preserve">Somme </w:t>
+                  </w:r>
+                </w:p>
+              </w:tc>
+              <w:tc>
+                <w:tcPr>
+                  <w:tcW w:w="1900" w:type="dxa"/>
+                  <w:vAlign w:val="center"/>
+                </w:tcPr>
+                <w:p>
+                  <w:pPr>
+                    <w:jc w:val="center"/>
+                  </w:pPr>
+                  <w:r>
+                    <w:drawing>
+                      <wp:inline distT="0" distB="0" distL="0" distR="0" wp14:anchorId="71F11500" wp14:editId="07EFECE6">
+                        <wp:extent cx="469127" cy="657856"/>
+                        <wp:effectExtent l="0" t="0" r="7620" b="0"/>
+                        <wp:docPr id="1663674621" name="Image 1"/>
+                        <wp:cNvGraphicFramePr>
+                          <a:graphicFrameLocks xmlns:a="http://schemas.openxmlformats.org/drawingml/2006/main" noChangeAspect="1"/>
+                        </wp:cNvGraphicFramePr>
+                        <a:graphic xmlns:a="http://schemas.openxmlformats.org/drawingml/2006/main">
+                          <a:graphicData uri="http://schemas.openxmlformats.org/drawingml/2006/picture">
+                            <pic:pic xmlns:pic="http://schemas.openxmlformats.org/drawingml/2006/picture">
+                              <pic:nvPicPr>
+                                <pic:cNvPr id="1663674621" name=""/>
+                                <pic:cNvPicPr/>
+                              </pic:nvPicPr>
+                              <pic:blipFill>
+                                <a:blip r:embed="rId7"/>
+                                <a:stretch>
+                                  <a:fillRect/>
+                                </a:stretch>
+                              </pic:blipFill>
+                              <pic:spPr>
+                                <a:xfrm>
+                                  <a:off x="0" y="0"/>
+                                  <a:ext cx="470869" cy="660299"/>
+                                </a:xfrm>
+                                <a:prstGeom prst="rect">
+                                  <a:avLst/>
+                                </a:prstGeom>
+                              </pic:spPr>
+                            </pic:pic>
+                          </a:graphicData>
+                        </a:graphic>
+                      </wp:inline>
+                    </w:drawing>
+                  </w:r>
+                </w:p>
+              </w:tc>
+              <w:tc>
+                <w:tcPr>
+                  <w:tcW w:w="2977" w:type="dxa"/>
+                  <w:vAlign w:val="center"/>
+                </w:tcPr>
+                <w:p>
+                  <w:r>
+                    <w:t>CPGE</w:t>
+                  </w:r>
+                  <w:r>
+                    <w:t>/</w:t>
+                  </w:r>
+                  <w:r>
+                    <w:t>Opérateurs linéaires</w:t>
+                  </w:r>
+                  <w:r>
+                    <w:t>/</w:t>
+                  </w:r>
+                  <w:r>
+                    <w:t>BIGSOM_f</w:t>
+                  </w:r>
+                </w:p>
+              </w:tc>
+              <w:tc>
+                <w:tcPr>
+                  <w:tcW w:w="2517" w:type="dxa"/>
+                  <w:vAlign w:val="center"/>
+                </w:tcPr>
+                <w:p>
+                  <w:r>
+                    <w:t>[1;1]</w:t>
+                  </w:r>
+                  <w:r>
+                    <w:t> : ordre des signes du sommateur</w:t>
+                  </w:r>
+                </w:p>
+              </w:tc>
+            </w:tr>
+            <w:tr>
+              <w:trPr>
+                <w:trHeight w:val="170"/>
+              </w:trPr>
+              <w:tc>
+                <w:tcPr>
+                  <w:tcW w:w="1894" w:type="dxa"/>
+                  <w:vAlign w:val="center"/>
+                </w:tcPr>
+                <w:p>
+                  <w:pPr>
+                    <w:jc w:val="left"/>
+                  </w:pPr>
+                  <w:r>
+                    <w:t>Fonction de transfert</w:t>
+                  </w:r>
+                </w:p>
+              </w:tc>
+              <w:tc>
+                <w:tcPr>
+                  <w:tcW w:w="1900" w:type="dxa"/>
+                  <w:vAlign w:val="center"/>
+                </w:tcPr>
+                <w:p>
+                  <w:pPr>
+                    <w:jc w:val="center"/>
+                  </w:pPr>
+                  <w:r>
+                    <w:drawing>
+                      <wp:inline distT="0" distB="0" distL="0" distR="0" wp14:anchorId="2124FDEC" wp14:editId="1087A2B7">
+                        <wp:extent cx="709883" cy="540000"/>
+                        <wp:effectExtent l="0" t="0" r="0" b="0"/>
+                        <wp:docPr id="234087861" name="Image 1"/>
+                        <wp:cNvGraphicFramePr>
+                          <a:graphicFrameLocks xmlns:a="http://schemas.openxmlformats.org/drawingml/2006/main" noChangeAspect="1"/>
+                        </wp:cNvGraphicFramePr>
+                        <a:graphic xmlns:a="http://schemas.openxmlformats.org/drawingml/2006/main">
+                          <a:graphicData uri="http://schemas.openxmlformats.org/drawingml/2006/picture">
+                            <pic:pic xmlns:pic="http://schemas.openxmlformats.org/drawingml/2006/picture">
+                              <pic:nvPicPr>
+                                <pic:cNvPr id="234087861" name=""/>
+                                <pic:cNvPicPr/>
+                              </pic:nvPicPr>
+                              <pic:blipFill>
+                                <a:blip r:embed="rId8"/>
+                                <a:stretch>
+                                  <a:fillRect/>
+                                </a:stretch>
+                              </pic:blipFill>
+                              <pic:spPr>
+                                <a:xfrm>
+                                  <a:off x="0" y="0"/>
+                                  <a:ext cx="709883" cy="540000"/>
+                                </a:xfrm>
+                                <a:prstGeom prst="rect">
+                                  <a:avLst/>
+                                </a:prstGeom>
+                              </pic:spPr>
+                            </pic:pic>
+                          </a:graphicData>
+                        </a:graphic>
+                      </wp:inline>
+                    </w:drawing>
+                  </w:r>
+                </w:p>
+              </w:tc>
+              <w:tc>
+                <w:tcPr>
+                  <w:tcW w:w="2977" w:type="dxa"/>
+                  <w:vAlign w:val="center"/>
+                </w:tcPr>
+                <w:p>
+                  <w:r>
+                    <w:t>CPGE</w:t>
+                  </w:r>
+                  <w:r>
+                    <w:t>/</w:t>
+                  </w:r>
+                  <w:r>
+                    <w:t>Opérateurs linéaires/</w:t>
+                  </w:r>
+                  <w:r>
+                    <w:t>CLR</w:t>
+                  </w:r>
+                </w:p>
+              </w:tc>
+              <w:tc>
+                <w:tcPr>
+                  <w:tcW w:w="2517" w:type="dxa"/>
+                  <w:vAlign w:val="center"/>
+                </w:tcPr>
+                <w:p>
+                  <w:r>
+                    <w:t>Saisir le numérateur et le dénominateur</w:t>
+                  </w:r>
+                </w:p>
+              </w:tc>
+            </w:tr>
+            <w:tr>
+              <w:trPr>
+                <w:trHeight w:val="194"/>
+              </w:trPr>
+              <w:tc>
+                <w:tcPr>
+                  <w:tcW w:w="1894" w:type="dxa"/>
+                  <w:vAlign w:val="center"/>
+                </w:tcPr>
+                <w:p>
+                  <w:r>
+                    <w:t>Intégrateur</w:t>
+                  </w:r>
+                </w:p>
+              </w:tc>
+              <w:tc>
+                <w:tcPr>
+                  <w:tcW w:w="1900" w:type="dxa"/>
+                  <w:vAlign w:val="center"/>
+                </w:tcPr>
+                <w:p>
+                  <w:pPr>
+                    <w:jc w:val="center"/>
+                  </w:pPr>
+                  <w:r>
+                    <w:drawing>
+                      <wp:inline distT="0" distB="0" distL="0" distR="0" wp14:anchorId="3D161CEB" wp14:editId="62BF60CC">
+                        <wp:extent cx="664613" cy="540000"/>
+                        <wp:effectExtent l="0" t="0" r="2540" b="0"/>
+                        <wp:docPr id="1982460020" name="Image 1"/>
+                        <wp:cNvGraphicFramePr>
+                          <a:graphicFrameLocks xmlns:a="http://schemas.openxmlformats.org/drawingml/2006/main" noChangeAspect="1"/>
+                        </wp:cNvGraphicFramePr>
+                        <a:graphic xmlns:a="http://schemas.openxmlformats.org/drawingml/2006/main">
+                          <a:graphicData uri="http://schemas.openxmlformats.org/drawingml/2006/picture">
+                            <pic:pic xmlns:pic="http://schemas.openxmlformats.org/drawingml/2006/picture">
+                              <pic:nvPicPr>
+                                <pic:cNvPr id="1982460020" name=""/>
+                                <pic:cNvPicPr/>
+                              </pic:nvPicPr>
+                              <pic:blipFill>
+                                <a:blip r:embed="rId9"/>
+                                <a:stretch>
+                                  <a:fillRect/>
+                                </a:stretch>
+                              </pic:blipFill>
+                              <pic:spPr>
+                                <a:xfrm>
+                                  <a:off x="0" y="0"/>
+                                  <a:ext cx="664613" cy="540000"/>
+                                </a:xfrm>
+                                <a:prstGeom prst="rect">
+                                  <a:avLst/>
+                                </a:prstGeom>
+                              </pic:spPr>
+                            </pic:pic>
+                          </a:graphicData>
+                        </a:graphic>
+                      </wp:inline>
+                    </w:drawing>
+                  </w:r>
+                </w:p>
+              </w:tc>
+              <w:tc>
+                <w:tcPr>
+                  <w:tcW w:w="2977" w:type="dxa"/>
+                  <w:vAlign w:val="center"/>
+                </w:tcPr>
+                <w:p>
+                  <w:r>
+                    <w:t>CPGE/Opérateurs linéaires/INTEGRAL_m</w:t>
+                  </w:r>
+                </w:p>
+              </w:tc>
+              <w:tc>
+                <w:tcPr>
+                  <w:tcW w:w="2517" w:type="dxa"/>
+                  <w:vAlign w:val="center"/>
+                </w:tcPr>
+                <w:p/>
+              </w:tc>
+            </w:tr>
+            <w:tr>
+              <w:trPr>
+                <w:trHeight w:val="194"/>
+              </w:trPr>
+              <w:tc>
+                <w:tcPr>
+                  <w:tcW w:w="1894" w:type="dxa"/>
+                  <w:vAlign w:val="center"/>
+                </w:tcPr>
+                <w:p>
+                  <w:r>
+                    <w:t>Gain</w:t>
+                  </w:r>
+                </w:p>
+              </w:tc>
+              <w:tc>
+                <w:tcPr>
+                  <w:tcW w:w="1900" w:type="dxa"/>
+                  <w:vAlign w:val="center"/>
+                </w:tcPr>
+                <w:p>
+                  <w:pPr>
+                    <w:jc w:val="center"/>
+                  </w:pPr>
+                  <w:r>
+                    <w:drawing>
+                      <wp:inline distT="0" distB="0" distL="0" distR="0" wp14:anchorId="5BF8EDC8" wp14:editId="1C8F18B7">
+                        <wp:extent cx="534128" cy="540000"/>
+                        <wp:effectExtent l="0" t="0" r="0" b="0"/>
+                        <wp:docPr id="395756149" name="Image 1"/>
+                        <wp:cNvGraphicFramePr>
+                          <a:graphicFrameLocks xmlns:a="http://schemas.openxmlformats.org/drawingml/2006/main" noChangeAspect="1"/>
+                        </wp:cNvGraphicFramePr>
+                        <a:graphic xmlns:a="http://schemas.openxmlformats.org/drawingml/2006/main">
+                          <a:graphicData uri="http://schemas.openxmlformats.org/drawingml/2006/picture">
+                            <pic:pic xmlns:pic="http://schemas.openxmlformats.org/drawingml/2006/picture">
+                              <pic:nvPicPr>
+                                <pic:cNvPr id="395756149" name=""/>
+                                <pic:cNvPicPr/>
+                              </pic:nvPicPr>
+                              <pic:blipFill>
+                                <a:blip r:embed="rId10"/>
+                                <a:stretch>
+                                  <a:fillRect/>
+                                </a:stretch>
+                              </pic:blipFill>
+                              <pic:spPr>
+                                <a:xfrm>
+                                  <a:off x="0" y="0"/>
+                                  <a:ext cx="534128" cy="540000"/>
+                                </a:xfrm>
+                                <a:prstGeom prst="rect">
+                                  <a:avLst/>
+                                </a:prstGeom>
+                              </pic:spPr>
+                            </pic:pic>
+                          </a:graphicData>
+                        </a:graphic>
+                      </wp:inline>
+                    </w:drawing>
+                  </w:r>
+                </w:p>
+              </w:tc>
+              <w:tc>
+                <w:tcPr>
+                  <w:tcW w:w="2977" w:type="dxa"/>
+                  <w:vAlign w:val="center"/>
+                </w:tcPr>
+                <w:p>
+                  <w:r>
+                    <w:t>CPGE/Opérateurs linéaires/</w:t>
+                  </w:r>
+                  <w:r>
+                    <w:t>GAINBLK_f</w:t>
+                  </w:r>
+                </w:p>
+              </w:tc>
+              <w:tc>
+                <w:tcPr>
+                  <w:tcW w:w="2517" w:type="dxa"/>
+                  <w:vAlign w:val="center"/>
+                </w:tcPr>
+                <w:p/>
+              </w:tc>
+            </w:tr>
+            <w:tr>
+              <w:trPr>
+                <w:trHeight w:val="194"/>
+              </w:trPr>
+              <w:tc>
+                <w:tcPr>
+                  <w:tcW w:w="1894" w:type="dxa"/>
+                  <w:vAlign w:val="center"/>
+                </w:tcPr>
+                <w:p>
+                  <w:r>
+                    <w:t>Echelon</w:t>
+                  </w:r>
+                </w:p>
+              </w:tc>
+              <w:tc>
+                <w:tcPr>
+                  <w:tcW w:w="1900" w:type="dxa"/>
+                  <w:vAlign w:val="center"/>
+                </w:tcPr>
+                <w:p>
+                  <w:pPr>
+                    <w:jc w:val="center"/>
+                  </w:pPr>
+                  <w:r>
+                    <w:drawing>
+                      <wp:inline distT="0" distB="0" distL="0" distR="0" wp14:anchorId="15E5536F" wp14:editId="3E4034DC">
+                        <wp:extent cx="842780" cy="540000"/>
+                        <wp:effectExtent l="0" t="0" r="0" b="0"/>
+                        <wp:docPr id="1407496376" name="Image 1"/>
+                        <wp:cNvGraphicFramePr>
+                          <a:graphicFrameLocks xmlns:a="http://schemas.openxmlformats.org/drawingml/2006/main" noChangeAspect="1"/>
+                        </wp:cNvGraphicFramePr>
+                        <a:graphic xmlns:a="http://schemas.openxmlformats.org/drawingml/2006/main">
+                          <a:graphicData uri="http://schemas.openxmlformats.org/drawingml/2006/picture">
+                            <pic:pic xmlns:pic="http://schemas.openxmlformats.org/drawingml/2006/picture">
+                              <pic:nvPicPr>
+                                <pic:cNvPr id="1407496376" name=""/>
+                                <pic:cNvPicPr/>
+                              </pic:nvPicPr>
+                              <pic:blipFill>
+                                <a:blip r:embed="rId11"/>
+                                <a:stretch>
+                                  <a:fillRect/>
+                                </a:stretch>
+                              </pic:blipFill>
+                              <pic:spPr>
+                                <a:xfrm>
+                                  <a:off x="0" y="0"/>
+                                  <a:ext cx="842780" cy="540000"/>
+                                </a:xfrm>
+                                <a:prstGeom prst="rect">
+                                  <a:avLst/>
+                                </a:prstGeom>
+                              </pic:spPr>
+                            </pic:pic>
+                          </a:graphicData>
+                        </a:graphic>
+                      </wp:inline>
+                    </w:drawing>
+                  </w:r>
+                </w:p>
+              </w:tc>
+              <w:tc>
+                <w:tcPr>
+                  <w:tcW w:w="2977" w:type="dxa"/>
+                  <w:vAlign w:val="center"/>
+                </w:tcPr>
+                <w:p>
+                  <w:r>
+                    <w:t>CPGE/Entrées/STEP_FUNCTION</w:t>
+                  </w:r>
+                </w:p>
+              </w:tc>
+              <w:tc>
+                <w:tcPr>
+                  <w:tcW w:w="2517" w:type="dxa"/>
+                  <w:vAlign w:val="center"/>
+                </w:tcPr>
+                <w:p>
+                  <w:pPr>
+                    <w:jc w:val="left"/>
+                  </w:pPr>
+                  <w:r>
+                    <w:t>Instant de l’échelon</w:t>
+                  </w:r>
+                  <w:r>
+                    <w:br/>
+                    <w:t>Valeur initiale</w:t>
+                  </w:r>
+                  <w:r>
+                    <w:br/>
+                    <w:t>Valeur finale</w:t>
+                  </w:r>
+                </w:p>
+              </w:tc>
+            </w:tr>
+            <w:tr>
+              <w:trPr>
+                <w:trHeight w:val="194"/>
+              </w:trPr>
+              <w:tc>
+                <w:tcPr>
+                  <w:tcW w:w="1894" w:type="dxa"/>
+                  <w:vAlign w:val="center"/>
+                </w:tcPr>
+                <w:p>
+                  <w:r>
+                    <w:t>Scope</w:t>
+                  </w:r>
+                </w:p>
+              </w:tc>
+              <w:tc>
+                <w:tcPr>
+                  <w:tcW w:w="1900" w:type="dxa"/>
+                  <w:vAlign w:val="center"/>
+                </w:tcPr>
+                <w:p>
+                  <w:pPr>
+                    <w:jc w:val="center"/>
+                  </w:pPr>
+                  <w:r>
+                    <w:drawing>
+                      <wp:inline distT="0" distB="0" distL="0" distR="0" wp14:anchorId="7C1B8082" wp14:editId="57A615D0">
+                        <wp:extent cx="430853" cy="540000"/>
+                        <wp:effectExtent l="0" t="0" r="7620" b="0"/>
+                        <wp:docPr id="999721547" name="Image 1"/>
+                        <wp:cNvGraphicFramePr>
+                          <a:graphicFrameLocks xmlns:a="http://schemas.openxmlformats.org/drawingml/2006/main" noChangeAspect="1"/>
+                        </wp:cNvGraphicFramePr>
+                        <a:graphic xmlns:a="http://schemas.openxmlformats.org/drawingml/2006/main">
+                          <a:graphicData uri="http://schemas.openxmlformats.org/drawingml/2006/picture">
+                            <pic:pic xmlns:pic="http://schemas.openxmlformats.org/drawingml/2006/picture">
+                              <pic:nvPicPr>
+                                <pic:cNvPr id="999721547" name=""/>
+                                <pic:cNvPicPr/>
+                              </pic:nvPicPr>
+                              <pic:blipFill>
+                                <a:blip r:embed="rId12"/>
+                                <a:stretch>
+                                  <a:fillRect/>
+                                </a:stretch>
+                              </pic:blipFill>
+                              <pic:spPr>
+                                <a:xfrm>
+                                  <a:off x="0" y="0"/>
+                                  <a:ext cx="430853" cy="540000"/>
+                                </a:xfrm>
+                                <a:prstGeom prst="rect">
+                                  <a:avLst/>
+                                </a:prstGeom>
+                              </pic:spPr>
+                            </pic:pic>
+                          </a:graphicData>
+                        </a:graphic>
+                      </wp:inline>
+                    </w:drawing>
+                  </w:r>
+                </w:p>
+              </w:tc>
+              <w:tc>
+                <w:tcPr>
+                  <w:tcW w:w="2977" w:type="dxa"/>
+                  <w:vAlign w:val="center"/>
+                </w:tcPr>
+                <w:p>
+                  <w:r>
+                    <w:t>CPGE/Sorties/SCOPE</w:t>
+                  </w:r>
+                </w:p>
+              </w:tc>
+              <w:tc>
+                <w:tcPr>
+                  <w:tcW w:w="2517" w:type="dxa"/>
+                  <w:vAlign w:val="center"/>
+                </w:tcPr>
+                <w:p>
+                  <w:pPr>
+                    <w:jc w:val="left"/>
+                  </w:pPr>
+                  <w:r>
+                    <w:t>Nombre de courbes</w:t>
+                  </w:r>
+                  <w:r>
+                    <w:br/>
+                    <w:t>Titre des courbes</w:t>
+                  </w:r>
+                </w:p>
+              </w:tc>
+            </w:tr>
+            <w:tr>
+              <w:trPr>
+                <w:trHeight w:val="194"/>
+              </w:trPr>
+              <w:tc>
+                <w:tcPr>
+                  <w:tcW w:w="1894" w:type="dxa"/>
+                  <w:vAlign w:val="center"/>
+                </w:tcPr>
+                <w:p>
+                  <w:r>
+                    <w:t>Réponse temporelle</w:t>
+                  </w:r>
+                </w:p>
+              </w:tc>
+              <w:tc>
+                <w:tcPr>
+                  <w:tcW w:w="1900" w:type="dxa"/>
+                  <w:vAlign w:val="center"/>
+                </w:tcPr>
+                <w:p>
+                  <w:pPr>
+                    <w:jc w:val="center"/>
+                  </w:pPr>
+                  <w:r>
+                    <w:drawing>
+                      <wp:inline distT="0" distB="0" distL="0" distR="0" wp14:anchorId="10D27961" wp14:editId="2B7F8133">
+                        <wp:extent cx="450000" cy="540000"/>
+                        <wp:effectExtent l="0" t="0" r="7620" b="0"/>
+                        <wp:docPr id="1692272357" name="Image 1"/>
+                        <wp:cNvGraphicFramePr>
+                          <a:graphicFrameLocks xmlns:a="http://schemas.openxmlformats.org/drawingml/2006/main" noChangeAspect="1"/>
+                        </wp:cNvGraphicFramePr>
+                        <a:graphic xmlns:a="http://schemas.openxmlformats.org/drawingml/2006/main">
+                          <a:graphicData uri="http://schemas.openxmlformats.org/drawingml/2006/picture">
+                            <pic:pic xmlns:pic="http://schemas.openxmlformats.org/drawingml/2006/picture">
+                              <pic:nvPicPr>
+                                <pic:cNvPr id="1692272357" name=""/>
+                                <pic:cNvPicPr/>
+                              </pic:nvPicPr>
+                              <pic:blipFill>
+                                <a:blip r:embed="rId13"/>
+                                <a:stretch>
+                                  <a:fillRect/>
+                                </a:stretch>
+                              </pic:blipFill>
+                              <pic:spPr>
+                                <a:xfrm>
+                                  <a:off x="0" y="0"/>
+                                  <a:ext cx="450000" cy="540000"/>
+                                </a:xfrm>
+                                <a:prstGeom prst="rect">
+                                  <a:avLst/>
+                                </a:prstGeom>
+                              </pic:spPr>
+                            </pic:pic>
+                          </a:graphicData>
+                        </a:graphic>
+                      </wp:inline>
+                    </w:drawing>
+                  </w:r>
+                </w:p>
+              </w:tc>
+              <w:tc>
+                <w:tcPr>
+                  <w:tcW w:w="2977" w:type="dxa"/>
+                  <w:vAlign w:val="center"/>
+                </w:tcPr>
+                <w:p>
+                  <w:r>
+                    <w:t>CPGE/Sorties/REP_TEMP</w:t>
+                  </w:r>
+                </w:p>
+              </w:tc>
+              <w:tc>
+                <w:tcPr>
+                  <w:tcW w:w="2517" w:type="dxa"/>
+                  <w:vAlign w:val="center"/>
+                </w:tcPr>
+                <w:p>
+                  <w:pPr>
+                    <w:rPr>
+                      <w:b/>
+                      <w:bCs/>
+                      <w:color w:val="EE0000"/>
+                    </w:rPr>
+                  </w:pPr>
+                  <w:r>
+                    <w:rPr>
+                      <w:b/>
+                      <w:bCs/>
+                      <w:color w:val="EE0000"/>
+                    </w:rPr>
+                    <w:t>OBLIGATOIRE</w:t>
+                  </w:r>
+                </w:p>
+                <w:p>
+                  <w:r>
+                    <w:t>Nombre de points</w:t>
+                  </w:r>
+                </w:p>
+                <w:p>
+                  <w:r>
+                    <w:t>Durée de la simulation</w:t>
+                  </w:r>
+                </w:p>
+              </w:tc>
+            </w:tr>
+          </w:tbl>
+          <w:p/>
         </w:tc>
       </w:tr>
     </w:tbl>
-    <w:p/>
     <w:p/>
     <w:tbl>
       <w:tblPr>
@@ -1195,6 +1655,7 @@
                 <w:b/>
                 <w:lang w:eastAsia="fr-FR"/>
               </w:rPr>
+              <w:lastRenderedPageBreak/>
               <w:t>Modéliser</w:t>
             </w:r>
           </w:p>
@@ -1235,7 +1696,7 @@
                 <w:sz w:val="22"/>
                 <w:szCs w:val="24"/>
               </w:rPr>
-              <w:t>3</w:t>
+              <w:t>2</w:t>
             </w:r>
             <w:r>
               <w:rPr>
@@ -1245,7 +1706,7 @@
                 <w:sz w:val="22"/>
                 <w:szCs w:val="24"/>
               </w:rPr>
-              <w:t xml:space="preserve"> – Modélisation </w:t>
+              <w:t xml:space="preserve"> – Modélisation de l’asservissement en </w:t>
             </w:r>
             <w:r>
               <w:rPr>
@@ -1255,7 +1716,21 @@
                 <w:sz w:val="22"/>
                 <w:szCs w:val="24"/>
               </w:rPr>
-              <w:t>des non linéarités</w:t>
+              <w:t>position</w:t>
+            </w:r>
+          </w:p>
+          <w:p>
+            <w:pPr>
+              <w:pStyle w:val="Paragraphedeliste"/>
+              <w:numPr>
+                <w:ilvl w:val="0"/>
+                <w:numId w:val="20"/>
+              </w:numPr>
+              <w:spacing w:line="240" w:lineRule="auto"/>
+              <w:jc w:val="left"/>
+            </w:pPr>
+            <w:r>
+              <w:t>Modifier le schéma-bloc pour obtenir un asservissement en position avec un correcteur proportionnel.</w:t>
             </w:r>
           </w:p>
           <w:p>
@@ -1263,6 +1738,12 @@
               <w:spacing w:line="240" w:lineRule="auto"/>
               <w:jc w:val="left"/>
             </w:pPr>
+          </w:p>
+          <w:p>
+            <w:pPr>
+              <w:spacing w:line="240" w:lineRule="auto"/>
+              <w:jc w:val="left"/>
+            </w:pPr>
             <w:r>
               <w:t xml:space="preserve">Les valeurs sont les suivantes : </w:t>
             </w:r>
@@ -1272,7 +1753,7 @@
               <w:pStyle w:val="Paragraphedeliste"/>
               <w:numPr>
                 <w:ilvl w:val="0"/>
-                <w:numId w:val="23"/>
+                <w:numId w:val="18"/>
               </w:numPr>
               <w:spacing w:line="240" w:lineRule="auto"/>
               <w:jc w:val="left"/>
@@ -1281,113 +1762,172 @@
                 <w:bCs/>
               </w:rPr>
             </w:pPr>
+            <w:bookmarkStart w:id="1" w:name="_Toc144669460"/>
             <w:r>
               <w:rPr>
                 <w:b/>
                 <w:bCs/>
               </w:rPr>
-              <w:t>Alimentation</w:t>
-            </w:r>
+              <w:t>Réducteur</w:t>
+            </w:r>
+            <w:bookmarkEnd w:id="1"/>
           </w:p>
           <w:p>
             <w:pPr>
               <w:pStyle w:val="Paragraphedeliste"/>
               <w:numPr>
                 <w:ilvl w:val="1"/>
-                <w:numId w:val="23"/>
+                <w:numId w:val="18"/>
               </w:numPr>
               <w:spacing w:line="240" w:lineRule="auto"/>
               <w:jc w:val="left"/>
             </w:pPr>
             <w:r>
-              <w:t xml:space="preserve">Tension maximale : </w:t>
-            </w:r>
+              <w:t>Rapport de réduction : 34.</w:t>
+            </w:r>
+          </w:p>
+          <w:p>
+            <w:pPr>
+              <w:pStyle w:val="Paragraphedeliste"/>
+              <w:numPr>
+                <w:ilvl w:val="0"/>
+                <w:numId w:val="18"/>
+              </w:numPr>
+              <w:spacing w:line="240" w:lineRule="auto"/>
+              <w:jc w:val="left"/>
+            </w:pPr>
+            <w:bookmarkStart w:id="2" w:name="_Toc144669461"/>
             <w:r>
               <w:rPr>
-                <w:i/>
-                <w:iCs/>
+                <w:b/>
+                <w:bCs/>
               </w:rPr>
-              <w:t>12</w:t>
-            </w:r>
-            <w:r>
-              <w:rPr>
-                <w:i/>
-                <w:iCs/>
-              </w:rPr>
-              <w:t xml:space="preserve"> </w:t>
-            </w:r>
-            <w:r>
-              <w:rPr>
-                <w:i/>
-                <w:iCs/>
-              </w:rPr>
-              <w:t>V</w:t>
-            </w:r>
+              <w:t>Grandeurs mécaniques</w:t>
+            </w:r>
+            <w:bookmarkEnd w:id="2"/>
           </w:p>
           <w:p>
             <w:pPr>
               <w:pStyle w:val="Paragraphedeliste"/>
               <w:numPr>
                 <w:ilvl w:val="1"/>
-                <w:numId w:val="23"/>
+                <w:numId w:val="18"/>
+              </w:numPr>
+              <w:spacing w:line="240" w:lineRule="auto"/>
+              <w:jc w:val="left"/>
+            </w:pPr>
+            <w:r>
+              <w:t xml:space="preserve">Coefficient de frottement visqueux en sortie du réducteur </w:t>
+            </w:r>
+            <m:oMath>
+              <m:r>
+                <w:rPr>
+                  <w:rFonts w:ascii="Cambria Math" w:hAnsi="Cambria Math"/>
+                </w:rPr>
+                <m:t>f=0,0014 </m:t>
+              </m:r>
+              <m:r>
+                <m:rPr>
+                  <m:sty m:val="p"/>
+                </m:rPr>
+                <w:rPr>
+                  <w:rFonts w:ascii="Cambria Math" w:hAnsi="Cambria Math"/>
+                </w:rPr>
+                <m:t>Nms</m:t>
+              </m:r>
+              <m:r>
+                <m:rPr>
+                  <m:lit/>
+                  <m:sty m:val="p"/>
+                </m:rPr>
+                <w:rPr>
+                  <w:rFonts w:ascii="Cambria Math" w:hAnsi="Cambria Math"/>
+                </w:rPr>
+                <m:t>/</m:t>
+              </m:r>
+              <m:r>
+                <m:rPr>
+                  <m:sty m:val="p"/>
+                </m:rPr>
+                <w:rPr>
+                  <w:rFonts w:ascii="Cambria Math" w:hAnsi="Cambria Math"/>
+                </w:rPr>
+                <m:t>rad </m:t>
+              </m:r>
+            </m:oMath>
+            <w:r>
+              <w:t>;</w:t>
+            </w:r>
+          </w:p>
+          <w:p>
+            <w:pPr>
+              <w:pStyle w:val="Paragraphedeliste"/>
+              <w:numPr>
+                <w:ilvl w:val="1"/>
+                <w:numId w:val="18"/>
               </w:numPr>
               <w:spacing w:line="240" w:lineRule="auto"/>
               <w:jc w:val="left"/>
               <w:rPr>
-                <w:i/>
-                <w:iCs/>
+                <w:rFonts w:eastAsiaTheme="minorEastAsia"/>
               </w:rPr>
             </w:pPr>
             <w:r>
-              <w:t xml:space="preserve">Courant maximal : </w:t>
-            </w:r>
-            <w:r>
-              <w:rPr>
-                <w:i/>
-                <w:iCs/>
-              </w:rPr>
-              <w:t>1 A</w:t>
-            </w:r>
-          </w:p>
-          <w:p>
-            <w:pPr>
-              <w:spacing w:line="240" w:lineRule="auto"/>
-              <w:jc w:val="left"/>
-              <w:rPr>
-                <w:i/>
-                <w:iCs/>
-              </w:rPr>
-            </w:pPr>
+              <w:t xml:space="preserve">Couple de frottement statique : </w:t>
+            </w:r>
+            <m:oMath>
+              <m:r>
+                <w:rPr>
+                  <w:rFonts w:ascii="Cambria Math" w:hAnsi="Cambria Math"/>
+                </w:rPr>
+                <m:t>-0,027 </m:t>
+              </m:r>
+              <m:r>
+                <m:rPr>
+                  <m:sty m:val="p"/>
+                </m:rPr>
+                <w:rPr>
+                  <w:rFonts w:ascii="Cambria Math" w:hAnsi="Cambria Math"/>
+                </w:rPr>
+                <m:t>Nm.</m:t>
+              </m:r>
+            </m:oMath>
+            <w:bookmarkStart w:id="3" w:name="_Toc144669462"/>
           </w:p>
           <w:p>
             <w:pPr>
               <w:pStyle w:val="Paragraphedeliste"/>
               <w:numPr>
                 <w:ilvl w:val="0"/>
-                <w:numId w:val="22"/>
+                <w:numId w:val="18"/>
               </w:numPr>
               <w:spacing w:line="240" w:lineRule="auto"/>
               <w:jc w:val="left"/>
+              <w:rPr>
+                <w:rFonts w:eastAsiaTheme="minorEastAsia"/>
+              </w:rPr>
             </w:pPr>
             <w:r>
-              <w:t>Modifier votre schéma-bloc pour prendre en compte les non linéarités.</w:t>
-            </w:r>
+              <w:rPr>
+                <w:b/>
+                <w:bCs/>
+              </w:rPr>
+              <w:t>Capteur</w:t>
+            </w:r>
+            <w:bookmarkEnd w:id="3"/>
           </w:p>
           <w:p>
             <w:pPr>
               <w:pStyle w:val="Paragraphedeliste"/>
               <w:numPr>
                 <w:ilvl w:val="0"/>
-                <w:numId w:val="22"/>
+                <w:numId w:val="21"/>
               </w:numPr>
               <w:spacing w:line="240" w:lineRule="auto"/>
               <w:jc w:val="left"/>
             </w:pPr>
             <w:r>
-              <w:t>Tracer la réponse temporelle pour un échelon unitaire</w:t>
-            </w:r>
-            <w:r>
-              <w:t xml:space="preserve"> et pour un échelon de 50 degrés.</w:t>
+              <w:t>Codeur : 48 tops/tour (12 « fentes » sur 2 voies de mesures).</w:t>
             </w:r>
             <w:r>
               <w:t xml:space="preserve"> </w:t>
@@ -1395,7 +1935,6 @@
           </w:p>
           <w:p>
             <w:pPr>
-              <w:pStyle w:val="Paragraphedeliste"/>
               <w:spacing w:line="240" w:lineRule="auto"/>
               <w:jc w:val="left"/>
             </w:pPr>
@@ -1411,7 +1950,7 @@
               <w:jc w:val="left"/>
             </w:pPr>
             <w:r>
-              <w:t xml:space="preserve">Déterminer les performances du système (stabilité, écart statique, temps de réponse à 5%). </w:t>
+              <w:t xml:space="preserve">Tracer la réponse temporelle pour un échelon unitaire. </w:t>
             </w:r>
           </w:p>
           <w:p>
@@ -1425,14 +1964,32 @@
               <w:jc w:val="left"/>
             </w:pPr>
             <w:r>
+              <w:t xml:space="preserve">Déterminer les performances du système (stabilité, écart statique, temps de réponse à 5%). </w:t>
+            </w:r>
+          </w:p>
+          <w:p>
+            <w:pPr>
+              <w:spacing w:line="240" w:lineRule="auto"/>
+              <w:jc w:val="left"/>
+            </w:pPr>
+          </w:p>
+          <w:p>
+            <w:pPr>
+              <w:pStyle w:val="Paragraphedeliste"/>
+              <w:numPr>
+                <w:ilvl w:val="0"/>
+                <w:numId w:val="22"/>
+              </w:numPr>
+              <w:spacing w:line="240" w:lineRule="auto"/>
+              <w:jc w:val="left"/>
+            </w:pPr>
+            <w:r>
               <w:t xml:space="preserve">Tracer et analyser la courbe de courant. </w:t>
             </w:r>
           </w:p>
         </w:tc>
       </w:tr>
     </w:tbl>
-    <w:p/>
-    <w:p/>
     <w:p/>
     <w:tbl>
       <w:tblPr>
@@ -1481,7 +2038,264 @@
                 <w:b/>
                 <w:lang w:eastAsia="fr-FR"/>
               </w:rPr>
-              <w:lastRenderedPageBreak/>
+              <w:t>Modéliser</w:t>
+            </w:r>
+          </w:p>
+        </w:tc>
+        <w:tc>
+          <w:tcPr>
+            <w:tcW w:w="9348" w:type="dxa"/>
+            <w:shd w:val="clear" w:color="auto" w:fill="DDE8FF"/>
+            <w:vAlign w:val="center"/>
+          </w:tcPr>
+          <w:p>
+            <w:pPr>
+              <w:spacing w:line="240" w:lineRule="auto"/>
+              <w:jc w:val="left"/>
+              <w:rPr>
+                <w:rFonts w:ascii="Tw Cen MT" w:hAnsi="Tw Cen MT"/>
+                <w:b/>
+                <w:bCs/>
+                <w:sz w:val="22"/>
+                <w:szCs w:val="24"/>
+              </w:rPr>
+            </w:pPr>
+            <w:r>
+              <w:rPr>
+                <w:rFonts w:ascii="Tw Cen MT" w:hAnsi="Tw Cen MT"/>
+                <w:b/>
+                <w:bCs/>
+                <w:sz w:val="22"/>
+                <w:szCs w:val="24"/>
+              </w:rPr>
+              <w:t xml:space="preserve">Activité </w:t>
+            </w:r>
+            <w:r>
+              <w:rPr>
+                <w:rFonts w:ascii="Tw Cen MT" w:hAnsi="Tw Cen MT"/>
+                <w:b/>
+                <w:bCs/>
+                <w:sz w:val="22"/>
+                <w:szCs w:val="24"/>
+              </w:rPr>
+              <w:t>3 – Modélisation des non linéarités</w:t>
+            </w:r>
+          </w:p>
+          <w:p>
+            <w:pPr>
+              <w:spacing w:line="240" w:lineRule="auto"/>
+              <w:jc w:val="left"/>
+            </w:pPr>
+            <w:r>
+              <w:t xml:space="preserve">Les valeurs sont les suivantes : </w:t>
+            </w:r>
+          </w:p>
+          <w:p>
+            <w:pPr>
+              <w:pStyle w:val="Paragraphedeliste"/>
+              <w:numPr>
+                <w:ilvl w:val="0"/>
+                <w:numId w:val="23"/>
+              </w:numPr>
+              <w:spacing w:line="240" w:lineRule="auto"/>
+              <w:jc w:val="left"/>
+              <w:rPr>
+                <w:b/>
+                <w:bCs/>
+              </w:rPr>
+            </w:pPr>
+            <w:r>
+              <w:rPr>
+                <w:b/>
+                <w:bCs/>
+              </w:rPr>
+              <w:t>Alimentation</w:t>
+            </w:r>
+          </w:p>
+          <w:p>
+            <w:pPr>
+              <w:pStyle w:val="Paragraphedeliste"/>
+              <w:numPr>
+                <w:ilvl w:val="1"/>
+                <w:numId w:val="23"/>
+              </w:numPr>
+              <w:spacing w:line="240" w:lineRule="auto"/>
+              <w:jc w:val="left"/>
+            </w:pPr>
+            <w:r>
+              <w:t xml:space="preserve">Tension maximale : </w:t>
+            </w:r>
+            <w:r>
+              <w:rPr>
+                <w:i/>
+                <w:iCs/>
+              </w:rPr>
+              <w:t>12</w:t>
+            </w:r>
+            <w:r>
+              <w:rPr>
+                <w:i/>
+                <w:iCs/>
+              </w:rPr>
+              <w:t xml:space="preserve"> </w:t>
+            </w:r>
+            <w:r>
+              <w:rPr>
+                <w:i/>
+                <w:iCs/>
+              </w:rPr>
+              <w:t>V</w:t>
+            </w:r>
+          </w:p>
+          <w:p>
+            <w:pPr>
+              <w:pStyle w:val="Paragraphedeliste"/>
+              <w:numPr>
+                <w:ilvl w:val="1"/>
+                <w:numId w:val="23"/>
+              </w:numPr>
+              <w:spacing w:line="240" w:lineRule="auto"/>
+              <w:jc w:val="left"/>
+              <w:rPr>
+                <w:i/>
+                <w:iCs/>
+              </w:rPr>
+            </w:pPr>
+            <w:r>
+              <w:t xml:space="preserve">Courant maximal : </w:t>
+            </w:r>
+            <w:r>
+              <w:rPr>
+                <w:i/>
+                <w:iCs/>
+              </w:rPr>
+              <w:t>1 A</w:t>
+            </w:r>
+          </w:p>
+          <w:p>
+            <w:pPr>
+              <w:spacing w:line="240" w:lineRule="auto"/>
+              <w:jc w:val="left"/>
+              <w:rPr>
+                <w:i/>
+                <w:iCs/>
+              </w:rPr>
+            </w:pPr>
+          </w:p>
+          <w:p>
+            <w:pPr>
+              <w:pStyle w:val="Paragraphedeliste"/>
+              <w:numPr>
+                <w:ilvl w:val="0"/>
+                <w:numId w:val="22"/>
+              </w:numPr>
+              <w:spacing w:line="240" w:lineRule="auto"/>
+              <w:jc w:val="left"/>
+            </w:pPr>
+            <w:r>
+              <w:t>Modifier votre schéma-bloc pour prendre en compte les non linéarités.</w:t>
+            </w:r>
+          </w:p>
+          <w:p>
+            <w:pPr>
+              <w:pStyle w:val="Paragraphedeliste"/>
+              <w:numPr>
+                <w:ilvl w:val="0"/>
+                <w:numId w:val="22"/>
+              </w:numPr>
+              <w:spacing w:line="240" w:lineRule="auto"/>
+              <w:jc w:val="left"/>
+            </w:pPr>
+            <w:r>
+              <w:t xml:space="preserve">Tracer la réponse temporelle pour un échelon unitaire et pour un échelon de 50 degrés. </w:t>
+            </w:r>
+          </w:p>
+          <w:p>
+            <w:pPr>
+              <w:pStyle w:val="Paragraphedeliste"/>
+              <w:spacing w:line="240" w:lineRule="auto"/>
+              <w:jc w:val="left"/>
+            </w:pPr>
+          </w:p>
+          <w:p>
+            <w:pPr>
+              <w:pStyle w:val="Paragraphedeliste"/>
+              <w:numPr>
+                <w:ilvl w:val="0"/>
+                <w:numId w:val="22"/>
+              </w:numPr>
+              <w:spacing w:line="240" w:lineRule="auto"/>
+              <w:jc w:val="left"/>
+            </w:pPr>
+            <w:r>
+              <w:t xml:space="preserve">Déterminer les performances du système (stabilité, écart statique, temps de réponse à 5%). </w:t>
+            </w:r>
+          </w:p>
+          <w:p>
+            <w:pPr>
+              <w:pStyle w:val="Paragraphedeliste"/>
+              <w:numPr>
+                <w:ilvl w:val="0"/>
+                <w:numId w:val="22"/>
+              </w:numPr>
+              <w:spacing w:line="240" w:lineRule="auto"/>
+              <w:jc w:val="left"/>
+            </w:pPr>
+            <w:r>
+              <w:t xml:space="preserve">Tracer et analyser la courbe de courant. </w:t>
+            </w:r>
+          </w:p>
+        </w:tc>
+      </w:tr>
+    </w:tbl>
+    <w:p/>
+    <w:tbl>
+      <w:tblPr>
+        <w:tblStyle w:val="Grilledutableau"/>
+        <w:tblW w:w="0" w:type="auto"/>
+        <w:tblBorders>
+          <w:top w:val="single" w:sz="4" w:space="0" w:color="002060"/>
+          <w:left w:val="single" w:sz="4" w:space="0" w:color="002060"/>
+          <w:bottom w:val="single" w:sz="4" w:space="0" w:color="002060"/>
+          <w:right w:val="single" w:sz="4" w:space="0" w:color="002060"/>
+          <w:insideH w:val="none" w:sz="0" w:space="0" w:color="auto"/>
+          <w:insideV w:val="none" w:sz="0" w:space="0" w:color="auto"/>
+        </w:tblBorders>
+        <w:shd w:val="clear" w:color="auto" w:fill="DDE8FF"/>
+        <w:tblLook w:val="04A0" w:firstRow="1" w:lastRow="0" w:firstColumn="1" w:lastColumn="0" w:noHBand="0" w:noVBand="1"/>
+      </w:tblPr>
+      <w:tblGrid>
+        <w:gridCol w:w="846"/>
+        <w:gridCol w:w="9348"/>
+      </w:tblGrid>
+      <w:tr>
+        <w:trPr>
+          <w:cantSplit/>
+          <w:trHeight w:val="1651"/>
+        </w:trPr>
+        <w:tc>
+          <w:tcPr>
+            <w:tcW w:w="846" w:type="dxa"/>
+            <w:shd w:val="clear" w:color="auto" w:fill="DDE8FF"/>
+            <w:textDirection w:val="btLr"/>
+            <w:vAlign w:val="center"/>
+          </w:tcPr>
+          <w:p>
+            <w:pPr>
+              <w:ind w:left="113" w:right="113"/>
+              <w:jc w:val="center"/>
+              <w:rPr>
+                <w:rFonts w:ascii="Tw Cen MT" w:hAnsi="Tw Cen MT"/>
+                <w:b/>
+                <w:lang w:eastAsia="fr-FR"/>
+              </w:rPr>
+            </w:pPr>
+            <w:r>
+              <w:rPr>
+                <w:rFonts w:ascii="Tw Cen MT" w:hAnsi="Tw Cen MT"/>
+                <w:b/>
+                <w:lang w:eastAsia="fr-FR"/>
+              </w:rPr>
               <w:t>Modéliser</w:t>
             </w:r>
           </w:p>
@@ -1704,184 +2518,11 @@
       </w:tr>
     </w:tbl>
     <w:p/>
-    <w:p/>
-    <w:tbl>
-      <w:tblPr>
-        <w:tblStyle w:val="Grilledutableau"/>
-        <w:tblW w:w="0" w:type="auto"/>
-        <w:tblBorders>
-          <w:top w:val="single" w:sz="4" w:space="0" w:color="C00000"/>
-          <w:left w:val="single" w:sz="4" w:space="0" w:color="C00000"/>
-          <w:bottom w:val="single" w:sz="4" w:space="0" w:color="C00000"/>
-          <w:right w:val="single" w:sz="4" w:space="0" w:color="C00000"/>
-          <w:insideH w:val="none" w:sz="0" w:space="0" w:color="auto"/>
-          <w:insideV w:val="none" w:sz="0" w:space="0" w:color="auto"/>
-        </w:tblBorders>
-        <w:shd w:val="clear" w:color="auto" w:fill="FFD5D5"/>
-        <w:tblLook w:val="04A0" w:firstRow="1" w:lastRow="0" w:firstColumn="1" w:lastColumn="0" w:noHBand="0" w:noVBand="1"/>
-      </w:tblPr>
-      <w:tblGrid>
-        <w:gridCol w:w="561"/>
-        <w:gridCol w:w="9633"/>
-      </w:tblGrid>
-      <w:tr>
-        <w:trPr>
-          <w:cantSplit/>
-          <w:trHeight w:val="1651"/>
-        </w:trPr>
-        <w:tc>
-          <w:tcPr>
-            <w:tcW w:w="561" w:type="dxa"/>
-            <w:shd w:val="clear" w:color="auto" w:fill="FFD5D5"/>
-            <w:textDirection w:val="btLr"/>
-            <w:vAlign w:val="center"/>
-          </w:tcPr>
-          <w:p>
-            <w:pPr>
-              <w:ind w:left="113" w:right="113"/>
-              <w:jc w:val="center"/>
-              <w:rPr>
-                <w:rFonts w:ascii="Tw Cen MT" w:hAnsi="Tw Cen MT"/>
-                <w:b/>
-                <w:lang w:eastAsia="fr-FR"/>
-              </w:rPr>
-            </w:pPr>
-            <w:r>
-              <w:rPr>
-                <w:rFonts w:ascii="Tw Cen MT" w:hAnsi="Tw Cen MT"/>
-                <w:b/>
-                <w:sz w:val="22"/>
-                <w:szCs w:val="24"/>
-                <w:lang w:eastAsia="fr-FR"/>
-              </w:rPr>
-              <w:t>Synthèse</w:t>
-            </w:r>
-          </w:p>
-        </w:tc>
-        <w:tc>
-          <w:tcPr>
-            <w:tcW w:w="9633" w:type="dxa"/>
-            <w:shd w:val="clear" w:color="auto" w:fill="FFD5D5"/>
-            <w:vAlign w:val="center"/>
-          </w:tcPr>
-          <w:p>
-            <w:pPr>
-              <w:pStyle w:val="Paragraphedeliste"/>
-              <w:numPr>
-                <w:ilvl w:val="0"/>
-                <w:numId w:val="10"/>
-              </w:numPr>
-              <w:spacing w:line="240" w:lineRule="auto"/>
-              <w:jc w:val="left"/>
-            </w:pPr>
-            <w:r>
-              <w:rPr>
-                <w:b/>
-                <w:bCs/>
-              </w:rPr>
-              <w:t>Réaliser une synthèse dans le but d’une préparation orale</w:t>
-            </w:r>
-          </w:p>
-          <w:p>
-            <w:pPr>
-              <w:spacing w:line="240" w:lineRule="auto"/>
-              <w:jc w:val="left"/>
-            </w:pPr>
-          </w:p>
-          <w:p>
-            <w:pPr>
-              <w:spacing w:line="240" w:lineRule="auto"/>
-              <w:jc w:val="left"/>
-            </w:pPr>
-            <w:r>
-              <w:sym w:font="Wingdings" w:char="F020"/>
-            </w:r>
-            <w:r>
-              <w:sym w:font="Wingdings" w:char="F04F"/>
-            </w:r>
-            <w:r>
-              <w:t xml:space="preserve"> </w:t>
-            </w:r>
-            <w:r>
-              <w:t>Pour XENS</w:t>
-            </w:r>
-            <w:r>
-              <w:t xml:space="preserve"> – </w:t>
-            </w:r>
-            <w:r>
-              <w:t>CCINP</w:t>
-            </w:r>
-            <w:r>
-              <w:t xml:space="preserve"> – </w:t>
-            </w:r>
-            <w:r>
-              <w:t>Centrale</w:t>
-            </w:r>
-            <w:r>
-              <w:t> :</w:t>
-            </w:r>
-          </w:p>
-          <w:p>
-            <w:pPr>
-              <w:pStyle w:val="Paragraphedeliste"/>
-              <w:numPr>
-                <w:ilvl w:val="0"/>
-                <w:numId w:val="11"/>
-              </w:numPr>
-              <w:spacing w:line="240" w:lineRule="auto"/>
-              <w:jc w:val="left"/>
-            </w:pPr>
-            <w:r>
-              <w:t xml:space="preserve">   </w:t>
-            </w:r>
-          </w:p>
-          <w:p>
-            <w:pPr>
-              <w:spacing w:line="240" w:lineRule="auto"/>
-              <w:jc w:val="left"/>
-            </w:pPr>
-            <w:r>
-              <w:sym w:font="Wingdings" w:char="F020"/>
-            </w:r>
-            <w:r>
-              <w:sym w:font="Wingdings" w:char="F04F"/>
-            </w:r>
-            <w:r>
-              <w:t xml:space="preserve"> Pour CCMP : </w:t>
-            </w:r>
-          </w:p>
-          <w:p>
-            <w:pPr>
-              <w:pStyle w:val="Paragraphedeliste"/>
-              <w:numPr>
-                <w:ilvl w:val="0"/>
-                <w:numId w:val="12"/>
-              </w:numPr>
-              <w:spacing w:line="240" w:lineRule="auto"/>
-              <w:jc w:val="left"/>
-            </w:pPr>
-            <w:r>
-              <w:t xml:space="preserve">  </w:t>
-            </w:r>
-            <w:r>
-              <w:t xml:space="preserve"> </w:t>
-            </w:r>
-          </w:p>
-        </w:tc>
-      </w:tr>
-    </w:tbl>
-    <w:p>
-      <w:pPr>
-        <w:tabs>
-          <w:tab w:val="left" w:pos="5660"/>
-        </w:tabs>
-      </w:pPr>
-    </w:p>
     <w:sectPr>
-      <w:headerReference w:type="default" r:id="rId7"/>
-      <w:footerReference w:type="default" r:id="rId8"/>
-      <w:headerReference w:type="first" r:id="rId9"/>
-      <w:footerReference w:type="first" r:id="rId10"/>
+      <w:headerReference w:type="default" r:id="rId14"/>
+      <w:footerReference w:type="default" r:id="rId15"/>
+      <w:headerReference w:type="first" r:id="rId16"/>
+      <w:footerReference w:type="first" r:id="rId17"/>
       <w:type w:val="continuous"/>
       <w:pgSz w:w="11906" w:h="16838"/>
       <w:pgMar w:top="1276" w:right="851" w:bottom="992" w:left="851" w:header="709" w:footer="266" w:gutter="0"/>
@@ -1894,7 +2535,7 @@
 </file>
 
 <file path=word/endnotes.xml><?xml version="1.0" encoding="utf-8"?>
-<w:endnotes xmlns:wpc="http://schemas.microsoft.com/office/word/2010/wordprocessingCanvas" xmlns:cx="http://schemas.microsoft.com/office/drawing/2014/chartex" xmlns:cx1="http://schemas.microsoft.com/office/drawing/2015/9/8/chartex" xmlns:cx2="http://schemas.microsoft.com/office/drawing/2015/10/21/chartex" xmlns:cx3="http://schemas.microsoft.com/office/drawing/2016/5/9/chartex" xmlns:cx4="http://schemas.microsoft.com/office/drawing/2016/5/10/chartex" xmlns:cx5="http://schemas.microsoft.com/office/drawing/2016/5/11/chartex" xmlns:cx6="http://schemas.microsoft.com/office/drawing/2016/5/12/chartex" xmlns:cx7="http://schemas.microsoft.com/office/drawing/2016/5/13/chartex" xmlns:cx8="http://schemas.microsoft.com/office/drawing/2016/5/14/chartex" xmlns:mc="http://schemas.openxmlformats.org/markup-compatibility/2006" xmlns:aink="http://schemas.microsoft.com/office/drawing/2016/ink" xmlns:am3d="http://schemas.microsoft.com/office/drawing/2017/model3d" xmlns:o="urn:schemas-microsoft-com:office:office" xmlns:r="http://schemas.openxmlformats.org/officeDocument/2006/relationships" xmlns:m="http://schemas.openxmlformats.org/officeDocument/2006/math" xmlns:v="urn:schemas-microsoft-com:vml" xmlns:wp14="http://schemas.microsoft.com/office/word/2010/wordprocessingDrawing" xmlns:wp="http://schemas.openxmlformats.org/drawingml/2006/wordprocessingDrawing" xmlns:w10="urn:schemas-microsoft-com:office:word" xmlns:w="http://schemas.openxmlformats.org/wordprocessingml/2006/main" xmlns:w14="http://schemas.microsoft.com/office/word/2010/wordml" xmlns:w15="http://schemas.microsoft.com/office/word/2012/wordml" xmlns:w16cex="http://schemas.microsoft.com/office/word/2018/wordml/cex" xmlns:w16cid="http://schemas.microsoft.com/office/word/2016/wordml/cid" xmlns:w16="http://schemas.microsoft.com/office/word/2018/wordml" xmlns:w16sdtdh="http://schemas.microsoft.com/office/word/2020/wordml/sdtdatahash" xmlns:w16se="http://schemas.microsoft.com/office/word/2015/wordml/symex" xmlns:wpg="http://schemas.microsoft.com/office/word/2010/wordprocessingGroup" xmlns:wpi="http://schemas.microsoft.com/office/word/2010/wordprocessingInk" xmlns:wne="http://schemas.microsoft.com/office/word/2006/wordml" xmlns:wps="http://schemas.microsoft.com/office/word/2010/wordprocessingShape" mc:Ignorable="w14 w15 w16se w16cid w16 w16cex w16sdtdh wp14">
+<w:endnotes xmlns:wpc="http://schemas.microsoft.com/office/word/2010/wordprocessingCanvas" xmlns:cx="http://schemas.microsoft.com/office/drawing/2014/chartex" xmlns:cx1="http://schemas.microsoft.com/office/drawing/2015/9/8/chartex" xmlns:cx2="http://schemas.microsoft.com/office/drawing/2015/10/21/chartex" xmlns:cx3="http://schemas.microsoft.com/office/drawing/2016/5/9/chartex" xmlns:cx4="http://schemas.microsoft.com/office/drawing/2016/5/10/chartex" xmlns:cx5="http://schemas.microsoft.com/office/drawing/2016/5/11/chartex" xmlns:cx6="http://schemas.microsoft.com/office/drawing/2016/5/12/chartex" xmlns:cx7="http://schemas.microsoft.com/office/drawing/2016/5/13/chartex" xmlns:cx8="http://schemas.microsoft.com/office/drawing/2016/5/14/chartex" xmlns:mc="http://schemas.openxmlformats.org/markup-compatibility/2006" xmlns:aink="http://schemas.microsoft.com/office/drawing/2016/ink" xmlns:am3d="http://schemas.microsoft.com/office/drawing/2017/model3d" xmlns:o="urn:schemas-microsoft-com:office:office" xmlns:oel="http://schemas.microsoft.com/office/2019/extlst" xmlns:r="http://schemas.openxmlformats.org/officeDocument/2006/relationships" xmlns:m="http://schemas.openxmlformats.org/officeDocument/2006/math" xmlns:v="urn:schemas-microsoft-com:vml" xmlns:wp14="http://schemas.microsoft.com/office/word/2010/wordprocessingDrawing" xmlns:wp="http://schemas.openxmlformats.org/drawingml/2006/wordprocessingDrawing" xmlns:w10="urn:schemas-microsoft-com:office:word" xmlns:w="http://schemas.openxmlformats.org/wordprocessingml/2006/main" xmlns:w14="http://schemas.microsoft.com/office/word/2010/wordml" xmlns:w15="http://schemas.microsoft.com/office/word/2012/wordml" xmlns:w16cex="http://schemas.microsoft.com/office/word/2018/wordml/cex" xmlns:w16cid="http://schemas.microsoft.com/office/word/2016/wordml/cid" xmlns:w16="http://schemas.microsoft.com/office/word/2018/wordml" xmlns:w16du="http://schemas.microsoft.com/office/word/2023/wordml/word16du" xmlns:w16sdtdh="http://schemas.microsoft.com/office/word/2020/wordml/sdtdatahash" xmlns:w16sdtfl="http://schemas.microsoft.com/office/word/2024/wordml/sdtformatlock" xmlns:w16se="http://schemas.microsoft.com/office/word/2015/wordml/symex" xmlns:wpg="http://schemas.microsoft.com/office/word/2010/wordprocessingGroup" xmlns:wpi="http://schemas.microsoft.com/office/word/2010/wordprocessingInk" xmlns:wne="http://schemas.microsoft.com/office/word/2006/wordml" xmlns:wps="http://schemas.microsoft.com/office/word/2010/wordprocessingShape" mc:Ignorable="w14 w15 w16se w16cid w16 w16cex w16sdtdh w16sdtfl w16du wp14">
   <w:endnote w:type="separator" w:id="-1">
     <w:p>
       <w:pPr>
@@ -1919,7 +2560,7 @@
 </file>
 
 <file path=word/footer1.xml><?xml version="1.0" encoding="utf-8"?>
-<w:ftr xmlns:wpc="http://schemas.microsoft.com/office/word/2010/wordprocessingCanvas" xmlns:cx="http://schemas.microsoft.com/office/drawing/2014/chartex" xmlns:cx1="http://schemas.microsoft.com/office/drawing/2015/9/8/chartex" xmlns:cx2="http://schemas.microsoft.com/office/drawing/2015/10/21/chartex" xmlns:cx3="http://schemas.microsoft.com/office/drawing/2016/5/9/chartex" xmlns:cx4="http://schemas.microsoft.com/office/drawing/2016/5/10/chartex" xmlns:cx5="http://schemas.microsoft.com/office/drawing/2016/5/11/chartex" xmlns:cx6="http://schemas.microsoft.com/office/drawing/2016/5/12/chartex" xmlns:cx7="http://schemas.microsoft.com/office/drawing/2016/5/13/chartex" xmlns:cx8="http://schemas.microsoft.com/office/drawing/2016/5/14/chartex" xmlns:mc="http://schemas.openxmlformats.org/markup-compatibility/2006" xmlns:aink="http://schemas.microsoft.com/office/drawing/2016/ink" xmlns:am3d="http://schemas.microsoft.com/office/drawing/2017/model3d" xmlns:o="urn:schemas-microsoft-com:office:office" xmlns:r="http://schemas.openxmlformats.org/officeDocument/2006/relationships" xmlns:m="http://schemas.openxmlformats.org/officeDocument/2006/math" xmlns:v="urn:schemas-microsoft-com:vml" xmlns:wp14="http://schemas.microsoft.com/office/word/2010/wordprocessingDrawing" xmlns:wp="http://schemas.openxmlformats.org/drawingml/2006/wordprocessingDrawing" xmlns:w10="urn:schemas-microsoft-com:office:word" xmlns:w="http://schemas.openxmlformats.org/wordprocessingml/2006/main" xmlns:w14="http://schemas.microsoft.com/office/word/2010/wordml" xmlns:w15="http://schemas.microsoft.com/office/word/2012/wordml" xmlns:w16cex="http://schemas.microsoft.com/office/word/2018/wordml/cex" xmlns:w16cid="http://schemas.microsoft.com/office/word/2016/wordml/cid" xmlns:w16="http://schemas.microsoft.com/office/word/2018/wordml" xmlns:w16sdtdh="http://schemas.microsoft.com/office/word/2020/wordml/sdtdatahash" xmlns:w16se="http://schemas.microsoft.com/office/word/2015/wordml/symex" xmlns:wpg="http://schemas.microsoft.com/office/word/2010/wordprocessingGroup" xmlns:wpi="http://schemas.microsoft.com/office/word/2010/wordprocessingInk" xmlns:wne="http://schemas.microsoft.com/office/word/2006/wordml" xmlns:wps="http://schemas.microsoft.com/office/word/2010/wordprocessingShape" mc:Ignorable="w14 w15 w16se w16cid w16 w16cex w16sdtdh wp14">
+<w:ftr xmlns:wpc="http://schemas.microsoft.com/office/word/2010/wordprocessingCanvas" xmlns:cx="http://schemas.microsoft.com/office/drawing/2014/chartex" xmlns:cx1="http://schemas.microsoft.com/office/drawing/2015/9/8/chartex" xmlns:cx2="http://schemas.microsoft.com/office/drawing/2015/10/21/chartex" xmlns:cx3="http://schemas.microsoft.com/office/drawing/2016/5/9/chartex" xmlns:cx4="http://schemas.microsoft.com/office/drawing/2016/5/10/chartex" xmlns:cx5="http://schemas.microsoft.com/office/drawing/2016/5/11/chartex" xmlns:cx6="http://schemas.microsoft.com/office/drawing/2016/5/12/chartex" xmlns:cx7="http://schemas.microsoft.com/office/drawing/2016/5/13/chartex" xmlns:cx8="http://schemas.microsoft.com/office/drawing/2016/5/14/chartex" xmlns:mc="http://schemas.openxmlformats.org/markup-compatibility/2006" xmlns:aink="http://schemas.microsoft.com/office/drawing/2016/ink" xmlns:am3d="http://schemas.microsoft.com/office/drawing/2017/model3d" xmlns:o="urn:schemas-microsoft-com:office:office" xmlns:oel="http://schemas.microsoft.com/office/2019/extlst" xmlns:r="http://schemas.openxmlformats.org/officeDocument/2006/relationships" xmlns:m="http://schemas.openxmlformats.org/officeDocument/2006/math" xmlns:v="urn:schemas-microsoft-com:vml" xmlns:wp14="http://schemas.microsoft.com/office/word/2010/wordprocessingDrawing" xmlns:wp="http://schemas.openxmlformats.org/drawingml/2006/wordprocessingDrawing" xmlns:w10="urn:schemas-microsoft-com:office:word" xmlns:w="http://schemas.openxmlformats.org/wordprocessingml/2006/main" xmlns:w14="http://schemas.microsoft.com/office/word/2010/wordml" xmlns:w15="http://schemas.microsoft.com/office/word/2012/wordml" xmlns:w16cex="http://schemas.microsoft.com/office/word/2018/wordml/cex" xmlns:w16cid="http://schemas.microsoft.com/office/word/2016/wordml/cid" xmlns:w16="http://schemas.microsoft.com/office/word/2018/wordml" xmlns:w16du="http://schemas.microsoft.com/office/word/2023/wordml/word16du" xmlns:w16sdtdh="http://schemas.microsoft.com/office/word/2020/wordml/sdtdatahash" xmlns:w16sdtfl="http://schemas.microsoft.com/office/word/2024/wordml/sdtformatlock" xmlns:w16se="http://schemas.microsoft.com/office/word/2015/wordml/symex" xmlns:wpg="http://schemas.microsoft.com/office/word/2010/wordprocessingGroup" xmlns:wpi="http://schemas.microsoft.com/office/word/2010/wordprocessingInk" xmlns:wne="http://schemas.microsoft.com/office/word/2006/wordml" xmlns:wps="http://schemas.microsoft.com/office/word/2010/wordprocessingShape" mc:Ignorable="w14 w15 w16se w16cid w16 w16cex w16sdtdh w16sdtfl w16du wp14">
   <w:tbl>
     <w:tblPr>
       <w:tblStyle w:val="Grilledutableau"/>
@@ -2067,7 +2708,7 @@
 </file>
 
 <file path=word/footer2.xml><?xml version="1.0" encoding="utf-8"?>
-<w:ftr xmlns:wpc="http://schemas.microsoft.com/office/word/2010/wordprocessingCanvas" xmlns:cx="http://schemas.microsoft.com/office/drawing/2014/chartex" xmlns:cx1="http://schemas.microsoft.com/office/drawing/2015/9/8/chartex" xmlns:cx2="http://schemas.microsoft.com/office/drawing/2015/10/21/chartex" xmlns:cx3="http://schemas.microsoft.com/office/drawing/2016/5/9/chartex" xmlns:cx4="http://schemas.microsoft.com/office/drawing/2016/5/10/chartex" xmlns:cx5="http://schemas.microsoft.com/office/drawing/2016/5/11/chartex" xmlns:cx6="http://schemas.microsoft.com/office/drawing/2016/5/12/chartex" xmlns:cx7="http://schemas.microsoft.com/office/drawing/2016/5/13/chartex" xmlns:cx8="http://schemas.microsoft.com/office/drawing/2016/5/14/chartex" xmlns:mc="http://schemas.openxmlformats.org/markup-compatibility/2006" xmlns:aink="http://schemas.microsoft.com/office/drawing/2016/ink" xmlns:am3d="http://schemas.microsoft.com/office/drawing/2017/model3d" xmlns:o="urn:schemas-microsoft-com:office:office" xmlns:r="http://schemas.openxmlformats.org/officeDocument/2006/relationships" xmlns:m="http://schemas.openxmlformats.org/officeDocument/2006/math" xmlns:v="urn:schemas-microsoft-com:vml" xmlns:wp14="http://schemas.microsoft.com/office/word/2010/wordprocessingDrawing" xmlns:wp="http://schemas.openxmlformats.org/drawingml/2006/wordprocessingDrawing" xmlns:w10="urn:schemas-microsoft-com:office:word" xmlns:w="http://schemas.openxmlformats.org/wordprocessingml/2006/main" xmlns:w14="http://schemas.microsoft.com/office/word/2010/wordml" xmlns:w15="http://schemas.microsoft.com/office/word/2012/wordml" xmlns:w16cex="http://schemas.microsoft.com/office/word/2018/wordml/cex" xmlns:w16cid="http://schemas.microsoft.com/office/word/2016/wordml/cid" xmlns:w16="http://schemas.microsoft.com/office/word/2018/wordml" xmlns:w16sdtdh="http://schemas.microsoft.com/office/word/2020/wordml/sdtdatahash" xmlns:w16se="http://schemas.microsoft.com/office/word/2015/wordml/symex" xmlns:wpg="http://schemas.microsoft.com/office/word/2010/wordprocessingGroup" xmlns:wpi="http://schemas.microsoft.com/office/word/2010/wordprocessingInk" xmlns:wne="http://schemas.microsoft.com/office/word/2006/wordml" xmlns:wps="http://schemas.microsoft.com/office/word/2010/wordprocessingShape" mc:Ignorable="w14 w15 w16se w16cid w16 w16cex w16sdtdh wp14">
+<w:ftr xmlns:wpc="http://schemas.microsoft.com/office/word/2010/wordprocessingCanvas" xmlns:cx="http://schemas.microsoft.com/office/drawing/2014/chartex" xmlns:cx1="http://schemas.microsoft.com/office/drawing/2015/9/8/chartex" xmlns:cx2="http://schemas.microsoft.com/office/drawing/2015/10/21/chartex" xmlns:cx3="http://schemas.microsoft.com/office/drawing/2016/5/9/chartex" xmlns:cx4="http://schemas.microsoft.com/office/drawing/2016/5/10/chartex" xmlns:cx5="http://schemas.microsoft.com/office/drawing/2016/5/11/chartex" xmlns:cx6="http://schemas.microsoft.com/office/drawing/2016/5/12/chartex" xmlns:cx7="http://schemas.microsoft.com/office/drawing/2016/5/13/chartex" xmlns:cx8="http://schemas.microsoft.com/office/drawing/2016/5/14/chartex" xmlns:mc="http://schemas.openxmlformats.org/markup-compatibility/2006" xmlns:aink="http://schemas.microsoft.com/office/drawing/2016/ink" xmlns:am3d="http://schemas.microsoft.com/office/drawing/2017/model3d" xmlns:o="urn:schemas-microsoft-com:office:office" xmlns:oel="http://schemas.microsoft.com/office/2019/extlst" xmlns:r="http://schemas.openxmlformats.org/officeDocument/2006/relationships" xmlns:m="http://schemas.openxmlformats.org/officeDocument/2006/math" xmlns:v="urn:schemas-microsoft-com:vml" xmlns:wp14="http://schemas.microsoft.com/office/word/2010/wordprocessingDrawing" xmlns:wp="http://schemas.openxmlformats.org/drawingml/2006/wordprocessingDrawing" xmlns:w10="urn:schemas-microsoft-com:office:word" xmlns:w="http://schemas.openxmlformats.org/wordprocessingml/2006/main" xmlns:w14="http://schemas.microsoft.com/office/word/2010/wordml" xmlns:w15="http://schemas.microsoft.com/office/word/2012/wordml" xmlns:w16cex="http://schemas.microsoft.com/office/word/2018/wordml/cex" xmlns:w16cid="http://schemas.microsoft.com/office/word/2016/wordml/cid" xmlns:w16="http://schemas.microsoft.com/office/word/2018/wordml" xmlns:w16du="http://schemas.microsoft.com/office/word/2023/wordml/word16du" xmlns:w16sdtdh="http://schemas.microsoft.com/office/word/2020/wordml/sdtdatahash" xmlns:w16sdtfl="http://schemas.microsoft.com/office/word/2024/wordml/sdtformatlock" xmlns:w16se="http://schemas.microsoft.com/office/word/2015/wordml/symex" xmlns:wpg="http://schemas.microsoft.com/office/word/2010/wordprocessingGroup" xmlns:wpi="http://schemas.microsoft.com/office/word/2010/wordprocessingInk" xmlns:wne="http://schemas.microsoft.com/office/word/2006/wordml" xmlns:wps="http://schemas.microsoft.com/office/word/2010/wordprocessingShape" mc:Ignorable="w14 w15 w16se w16cid w16 w16cex w16sdtdh w16sdtfl w16du wp14">
   <w:tbl>
     <w:tblPr>
       <w:tblStyle w:val="Grilledutableau"/>
@@ -2222,7 +2863,7 @@
 </file>
 
 <file path=word/footnotes.xml><?xml version="1.0" encoding="utf-8"?>
-<w:footnotes xmlns:wpc="http://schemas.microsoft.com/office/word/2010/wordprocessingCanvas" xmlns:cx="http://schemas.microsoft.com/office/drawing/2014/chartex" xmlns:cx1="http://schemas.microsoft.com/office/drawing/2015/9/8/chartex" xmlns:cx2="http://schemas.microsoft.com/office/drawing/2015/10/21/chartex" xmlns:cx3="http://schemas.microsoft.com/office/drawing/2016/5/9/chartex" xmlns:cx4="http://schemas.microsoft.com/office/drawing/2016/5/10/chartex" xmlns:cx5="http://schemas.microsoft.com/office/drawing/2016/5/11/chartex" xmlns:cx6="http://schemas.microsoft.com/office/drawing/2016/5/12/chartex" xmlns:cx7="http://schemas.microsoft.com/office/drawing/2016/5/13/chartex" xmlns:cx8="http://schemas.microsoft.com/office/drawing/2016/5/14/chartex" xmlns:mc="http://schemas.openxmlformats.org/markup-compatibility/2006" xmlns:aink="http://schemas.microsoft.com/office/drawing/2016/ink" xmlns:am3d="http://schemas.microsoft.com/office/drawing/2017/model3d" xmlns:o="urn:schemas-microsoft-com:office:office" xmlns:r="http://schemas.openxmlformats.org/officeDocument/2006/relationships" xmlns:m="http://schemas.openxmlformats.org/officeDocument/2006/math" xmlns:v="urn:schemas-microsoft-com:vml" xmlns:wp14="http://schemas.microsoft.com/office/word/2010/wordprocessingDrawing" xmlns:wp="http://schemas.openxmlformats.org/drawingml/2006/wordprocessingDrawing" xmlns:w10="urn:schemas-microsoft-com:office:word" xmlns:w="http://schemas.openxmlformats.org/wordprocessingml/2006/main" xmlns:w14="http://schemas.microsoft.com/office/word/2010/wordml" xmlns:w15="http://schemas.microsoft.com/office/word/2012/wordml" xmlns:w16cex="http://schemas.microsoft.com/office/word/2018/wordml/cex" xmlns:w16cid="http://schemas.microsoft.com/office/word/2016/wordml/cid" xmlns:w16="http://schemas.microsoft.com/office/word/2018/wordml" xmlns:w16sdtdh="http://schemas.microsoft.com/office/word/2020/wordml/sdtdatahash" xmlns:w16se="http://schemas.microsoft.com/office/word/2015/wordml/symex" xmlns:wpg="http://schemas.microsoft.com/office/word/2010/wordprocessingGroup" xmlns:wpi="http://schemas.microsoft.com/office/word/2010/wordprocessingInk" xmlns:wne="http://schemas.microsoft.com/office/word/2006/wordml" xmlns:wps="http://schemas.microsoft.com/office/word/2010/wordprocessingShape" mc:Ignorable="w14 w15 w16se w16cid w16 w16cex w16sdtdh wp14">
+<w:footnotes xmlns:wpc="http://schemas.microsoft.com/office/word/2010/wordprocessingCanvas" xmlns:cx="http://schemas.microsoft.com/office/drawing/2014/chartex" xmlns:cx1="http://schemas.microsoft.com/office/drawing/2015/9/8/chartex" xmlns:cx2="http://schemas.microsoft.com/office/drawing/2015/10/21/chartex" xmlns:cx3="http://schemas.microsoft.com/office/drawing/2016/5/9/chartex" xmlns:cx4="http://schemas.microsoft.com/office/drawing/2016/5/10/chartex" xmlns:cx5="http://schemas.microsoft.com/office/drawing/2016/5/11/chartex" xmlns:cx6="http://schemas.microsoft.com/office/drawing/2016/5/12/chartex" xmlns:cx7="http://schemas.microsoft.com/office/drawing/2016/5/13/chartex" xmlns:cx8="http://schemas.microsoft.com/office/drawing/2016/5/14/chartex" xmlns:mc="http://schemas.openxmlformats.org/markup-compatibility/2006" xmlns:aink="http://schemas.microsoft.com/office/drawing/2016/ink" xmlns:am3d="http://schemas.microsoft.com/office/drawing/2017/model3d" xmlns:o="urn:schemas-microsoft-com:office:office" xmlns:oel="http://schemas.microsoft.com/office/2019/extlst" xmlns:r="http://schemas.openxmlformats.org/officeDocument/2006/relationships" xmlns:m="http://schemas.openxmlformats.org/officeDocument/2006/math" xmlns:v="urn:schemas-microsoft-com:vml" xmlns:wp14="http://schemas.microsoft.com/office/word/2010/wordprocessingDrawing" xmlns:wp="http://schemas.openxmlformats.org/drawingml/2006/wordprocessingDrawing" xmlns:w10="urn:schemas-microsoft-com:office:word" xmlns:w="http://schemas.openxmlformats.org/wordprocessingml/2006/main" xmlns:w14="http://schemas.microsoft.com/office/word/2010/wordml" xmlns:w15="http://schemas.microsoft.com/office/word/2012/wordml" xmlns:w16cex="http://schemas.microsoft.com/office/word/2018/wordml/cex" xmlns:w16cid="http://schemas.microsoft.com/office/word/2016/wordml/cid" xmlns:w16="http://schemas.microsoft.com/office/word/2018/wordml" xmlns:w16du="http://schemas.microsoft.com/office/word/2023/wordml/word16du" xmlns:w16sdtdh="http://schemas.microsoft.com/office/word/2020/wordml/sdtdatahash" xmlns:w16sdtfl="http://schemas.microsoft.com/office/word/2024/wordml/sdtformatlock" xmlns:w16se="http://schemas.microsoft.com/office/word/2015/wordml/symex" xmlns:wpg="http://schemas.microsoft.com/office/word/2010/wordprocessingGroup" xmlns:wpi="http://schemas.microsoft.com/office/word/2010/wordprocessingInk" xmlns:wne="http://schemas.microsoft.com/office/word/2006/wordml" xmlns:wps="http://schemas.microsoft.com/office/word/2010/wordprocessingShape" mc:Ignorable="w14 w15 w16se w16cid w16 w16cex w16sdtdh w16sdtfl w16du wp14">
   <w:footnote w:type="separator" w:id="-1">
     <w:p>
       <w:pPr>
@@ -2247,7 +2888,7 @@
 </file>
 
 <file path=word/header1.xml><?xml version="1.0" encoding="utf-8"?>
-<w:hdr xmlns:wpc="http://schemas.microsoft.com/office/word/2010/wordprocessingCanvas" xmlns:cx="http://schemas.microsoft.com/office/drawing/2014/chartex" xmlns:cx1="http://schemas.microsoft.com/office/drawing/2015/9/8/chartex" xmlns:cx2="http://schemas.microsoft.com/office/drawing/2015/10/21/chartex" xmlns:cx3="http://schemas.microsoft.com/office/drawing/2016/5/9/chartex" xmlns:cx4="http://schemas.microsoft.com/office/drawing/2016/5/10/chartex" xmlns:cx5="http://schemas.microsoft.com/office/drawing/2016/5/11/chartex" xmlns:cx6="http://schemas.microsoft.com/office/drawing/2016/5/12/chartex" xmlns:cx7="http://schemas.microsoft.com/office/drawing/2016/5/13/chartex" xmlns:cx8="http://schemas.microsoft.com/office/drawing/2016/5/14/chartex" xmlns:mc="http://schemas.openxmlformats.org/markup-compatibility/2006" xmlns:aink="http://schemas.microsoft.com/office/drawing/2016/ink" xmlns:am3d="http://schemas.microsoft.com/office/drawing/2017/model3d" xmlns:o="urn:schemas-microsoft-com:office:office" xmlns:r="http://schemas.openxmlformats.org/officeDocument/2006/relationships" xmlns:m="http://schemas.openxmlformats.org/officeDocument/2006/math" xmlns:v="urn:schemas-microsoft-com:vml" xmlns:wp14="http://schemas.microsoft.com/office/word/2010/wordprocessingDrawing" xmlns:wp="http://schemas.openxmlformats.org/drawingml/2006/wordprocessingDrawing" xmlns:w10="urn:schemas-microsoft-com:office:word" xmlns:w="http://schemas.openxmlformats.org/wordprocessingml/2006/main" xmlns:w14="http://schemas.microsoft.com/office/word/2010/wordml" xmlns:w15="http://schemas.microsoft.com/office/word/2012/wordml" xmlns:w16cex="http://schemas.microsoft.com/office/word/2018/wordml/cex" xmlns:w16cid="http://schemas.microsoft.com/office/word/2016/wordml/cid" xmlns:w16="http://schemas.microsoft.com/office/word/2018/wordml" xmlns:w16sdtdh="http://schemas.microsoft.com/office/word/2020/wordml/sdtdatahash" xmlns:w16se="http://schemas.microsoft.com/office/word/2015/wordml/symex" xmlns:wpg="http://schemas.microsoft.com/office/word/2010/wordprocessingGroup" xmlns:wpi="http://schemas.microsoft.com/office/word/2010/wordprocessingInk" xmlns:wne="http://schemas.microsoft.com/office/word/2006/wordml" xmlns:wps="http://schemas.microsoft.com/office/word/2010/wordprocessingShape" mc:Ignorable="w14 w15 w16se w16cid w16 w16cex w16sdtdh wp14">
+<w:hdr xmlns:wpc="http://schemas.microsoft.com/office/word/2010/wordprocessingCanvas" xmlns:cx="http://schemas.microsoft.com/office/drawing/2014/chartex" xmlns:cx1="http://schemas.microsoft.com/office/drawing/2015/9/8/chartex" xmlns:cx2="http://schemas.microsoft.com/office/drawing/2015/10/21/chartex" xmlns:cx3="http://schemas.microsoft.com/office/drawing/2016/5/9/chartex" xmlns:cx4="http://schemas.microsoft.com/office/drawing/2016/5/10/chartex" xmlns:cx5="http://schemas.microsoft.com/office/drawing/2016/5/11/chartex" xmlns:cx6="http://schemas.microsoft.com/office/drawing/2016/5/12/chartex" xmlns:cx7="http://schemas.microsoft.com/office/drawing/2016/5/13/chartex" xmlns:cx8="http://schemas.microsoft.com/office/drawing/2016/5/14/chartex" xmlns:mc="http://schemas.openxmlformats.org/markup-compatibility/2006" xmlns:aink="http://schemas.microsoft.com/office/drawing/2016/ink" xmlns:am3d="http://schemas.microsoft.com/office/drawing/2017/model3d" xmlns:o="urn:schemas-microsoft-com:office:office" xmlns:oel="http://schemas.microsoft.com/office/2019/extlst" xmlns:r="http://schemas.openxmlformats.org/officeDocument/2006/relationships" xmlns:m="http://schemas.openxmlformats.org/officeDocument/2006/math" xmlns:v="urn:schemas-microsoft-com:vml" xmlns:wp14="http://schemas.microsoft.com/office/word/2010/wordprocessingDrawing" xmlns:wp="http://schemas.openxmlformats.org/drawingml/2006/wordprocessingDrawing" xmlns:w10="urn:schemas-microsoft-com:office:word" xmlns:w="http://schemas.openxmlformats.org/wordprocessingml/2006/main" xmlns:w14="http://schemas.microsoft.com/office/word/2010/wordml" xmlns:w15="http://schemas.microsoft.com/office/word/2012/wordml" xmlns:w16cex="http://schemas.microsoft.com/office/word/2018/wordml/cex" xmlns:w16cid="http://schemas.microsoft.com/office/word/2016/wordml/cid" xmlns:w16="http://schemas.microsoft.com/office/word/2018/wordml" xmlns:w16du="http://schemas.microsoft.com/office/word/2023/wordml/word16du" xmlns:w16sdtdh="http://schemas.microsoft.com/office/word/2020/wordml/sdtdatahash" xmlns:w16sdtfl="http://schemas.microsoft.com/office/word/2024/wordml/sdtformatlock" xmlns:w16se="http://schemas.microsoft.com/office/word/2015/wordml/symex" xmlns:wpg="http://schemas.microsoft.com/office/word/2010/wordprocessingGroup" xmlns:wpi="http://schemas.microsoft.com/office/word/2010/wordprocessingInk" xmlns:wne="http://schemas.microsoft.com/office/word/2006/wordml" xmlns:wps="http://schemas.microsoft.com/office/word/2010/wordprocessingShape" mc:Ignorable="w14 w15 w16se w16cid w16 w16cex w16sdtdh w16sdtfl w16du wp14">
   <w:tbl>
     <w:tblPr>
       <w:tblStyle w:val="Grilledutableau"/>
@@ -2436,7 +3077,7 @@
 </file>
 
 <file path=word/header2.xml><?xml version="1.0" encoding="utf-8"?>
-<w:hdr xmlns:wpc="http://schemas.microsoft.com/office/word/2010/wordprocessingCanvas" xmlns:cx="http://schemas.microsoft.com/office/drawing/2014/chartex" xmlns:cx1="http://schemas.microsoft.com/office/drawing/2015/9/8/chartex" xmlns:cx2="http://schemas.microsoft.com/office/drawing/2015/10/21/chartex" xmlns:cx3="http://schemas.microsoft.com/office/drawing/2016/5/9/chartex" xmlns:cx4="http://schemas.microsoft.com/office/drawing/2016/5/10/chartex" xmlns:cx5="http://schemas.microsoft.com/office/drawing/2016/5/11/chartex" xmlns:cx6="http://schemas.microsoft.com/office/drawing/2016/5/12/chartex" xmlns:cx7="http://schemas.microsoft.com/office/drawing/2016/5/13/chartex" xmlns:cx8="http://schemas.microsoft.com/office/drawing/2016/5/14/chartex" xmlns:mc="http://schemas.openxmlformats.org/markup-compatibility/2006" xmlns:aink="http://schemas.microsoft.com/office/drawing/2016/ink" xmlns:am3d="http://schemas.microsoft.com/office/drawing/2017/model3d" xmlns:o="urn:schemas-microsoft-com:office:office" xmlns:r="http://schemas.openxmlformats.org/officeDocument/2006/relationships" xmlns:m="http://schemas.openxmlformats.org/officeDocument/2006/math" xmlns:v="urn:schemas-microsoft-com:vml" xmlns:wp14="http://schemas.microsoft.com/office/word/2010/wordprocessingDrawing" xmlns:wp="http://schemas.openxmlformats.org/drawingml/2006/wordprocessingDrawing" xmlns:w10="urn:schemas-microsoft-com:office:word" xmlns:w="http://schemas.openxmlformats.org/wordprocessingml/2006/main" xmlns:w14="http://schemas.microsoft.com/office/word/2010/wordml" xmlns:w15="http://schemas.microsoft.com/office/word/2012/wordml" xmlns:w16cex="http://schemas.microsoft.com/office/word/2018/wordml/cex" xmlns:w16cid="http://schemas.microsoft.com/office/word/2016/wordml/cid" xmlns:w16="http://schemas.microsoft.com/office/word/2018/wordml" xmlns:w16sdtdh="http://schemas.microsoft.com/office/word/2020/wordml/sdtdatahash" xmlns:w16se="http://schemas.microsoft.com/office/word/2015/wordml/symex" xmlns:wpg="http://schemas.microsoft.com/office/word/2010/wordprocessingGroup" xmlns:wpi="http://schemas.microsoft.com/office/word/2010/wordprocessingInk" xmlns:wne="http://schemas.microsoft.com/office/word/2006/wordml" xmlns:wps="http://schemas.microsoft.com/office/word/2010/wordprocessingShape" mc:Ignorable="w14 w15 w16se w16cid w16 w16cex w16sdtdh wp14">
+<w:hdr xmlns:wpc="http://schemas.microsoft.com/office/word/2010/wordprocessingCanvas" xmlns:cx="http://schemas.microsoft.com/office/drawing/2014/chartex" xmlns:cx1="http://schemas.microsoft.com/office/drawing/2015/9/8/chartex" xmlns:cx2="http://schemas.microsoft.com/office/drawing/2015/10/21/chartex" xmlns:cx3="http://schemas.microsoft.com/office/drawing/2016/5/9/chartex" xmlns:cx4="http://schemas.microsoft.com/office/drawing/2016/5/10/chartex" xmlns:cx5="http://schemas.microsoft.com/office/drawing/2016/5/11/chartex" xmlns:cx6="http://schemas.microsoft.com/office/drawing/2016/5/12/chartex" xmlns:cx7="http://schemas.microsoft.com/office/drawing/2016/5/13/chartex" xmlns:cx8="http://schemas.microsoft.com/office/drawing/2016/5/14/chartex" xmlns:mc="http://schemas.openxmlformats.org/markup-compatibility/2006" xmlns:aink="http://schemas.microsoft.com/office/drawing/2016/ink" xmlns:am3d="http://schemas.microsoft.com/office/drawing/2017/model3d" xmlns:o="urn:schemas-microsoft-com:office:office" xmlns:oel="http://schemas.microsoft.com/office/2019/extlst" xmlns:r="http://schemas.openxmlformats.org/officeDocument/2006/relationships" xmlns:m="http://schemas.openxmlformats.org/officeDocument/2006/math" xmlns:v="urn:schemas-microsoft-com:vml" xmlns:wp14="http://schemas.microsoft.com/office/word/2010/wordprocessingDrawing" xmlns:wp="http://schemas.openxmlformats.org/drawingml/2006/wordprocessingDrawing" xmlns:w10="urn:schemas-microsoft-com:office:word" xmlns:w="http://schemas.openxmlformats.org/wordprocessingml/2006/main" xmlns:w14="http://schemas.microsoft.com/office/word/2010/wordml" xmlns:w15="http://schemas.microsoft.com/office/word/2012/wordml" xmlns:w16cex="http://schemas.microsoft.com/office/word/2018/wordml/cex" xmlns:w16cid="http://schemas.microsoft.com/office/word/2016/wordml/cid" xmlns:w16="http://schemas.microsoft.com/office/word/2018/wordml" xmlns:w16du="http://schemas.microsoft.com/office/word/2023/wordml/word16du" xmlns:w16sdtdh="http://schemas.microsoft.com/office/word/2020/wordml/sdtdatahash" xmlns:w16sdtfl="http://schemas.microsoft.com/office/word/2024/wordml/sdtformatlock" xmlns:w16se="http://schemas.microsoft.com/office/word/2015/wordml/symex" xmlns:wpg="http://schemas.microsoft.com/office/word/2010/wordprocessingGroup" xmlns:wpi="http://schemas.microsoft.com/office/word/2010/wordprocessingInk" xmlns:wne="http://schemas.microsoft.com/office/word/2006/wordml" xmlns:wps="http://schemas.microsoft.com/office/word/2010/wordprocessingShape" mc:Ignorable="w14 w15 w16se w16cid w16 w16cex w16sdtdh w16sdtfl w16du wp14">
   <w:tbl>
     <w:tblPr>
       <w:tblStyle w:val="Grilledutableau"/>
@@ -2625,7 +3266,7 @@
 </file>
 
 <file path=word/numbering.xml><?xml version="1.0" encoding="utf-8"?>
-<w:numbering xmlns:wpc="http://schemas.microsoft.com/office/word/2010/wordprocessingCanvas" xmlns:cx="http://schemas.microsoft.com/office/drawing/2014/chartex" xmlns:cx1="http://schemas.microsoft.com/office/drawing/2015/9/8/chartex" xmlns:cx2="http://schemas.microsoft.com/office/drawing/2015/10/21/chartex" xmlns:cx3="http://schemas.microsoft.com/office/drawing/2016/5/9/chartex" xmlns:cx4="http://schemas.microsoft.com/office/drawing/2016/5/10/chartex" xmlns:cx5="http://schemas.microsoft.com/office/drawing/2016/5/11/chartex" xmlns:cx6="http://schemas.microsoft.com/office/drawing/2016/5/12/chartex" xmlns:cx7="http://schemas.microsoft.com/office/drawing/2016/5/13/chartex" xmlns:cx8="http://schemas.microsoft.com/office/drawing/2016/5/14/chartex" xmlns:mc="http://schemas.openxmlformats.org/markup-compatibility/2006" xmlns:aink="http://schemas.microsoft.com/office/drawing/2016/ink" xmlns:am3d="http://schemas.microsoft.com/office/drawing/2017/model3d" xmlns:o="urn:schemas-microsoft-com:office:office" xmlns:r="http://schemas.openxmlformats.org/officeDocument/2006/relationships" xmlns:m="http://schemas.openxmlformats.org/officeDocument/2006/math" xmlns:v="urn:schemas-microsoft-com:vml" xmlns:wp14="http://schemas.microsoft.com/office/word/2010/wordprocessingDrawing" xmlns:wp="http://schemas.openxmlformats.org/drawingml/2006/wordprocessingDrawing" xmlns:w10="urn:schemas-microsoft-com:office:word" xmlns:w="http://schemas.openxmlformats.org/wordprocessingml/2006/main" xmlns:w14="http://schemas.microsoft.com/office/word/2010/wordml" xmlns:w15="http://schemas.microsoft.com/office/word/2012/wordml" xmlns:w16cex="http://schemas.microsoft.com/office/word/2018/wordml/cex" xmlns:w16cid="http://schemas.microsoft.com/office/word/2016/wordml/cid" xmlns:w16="http://schemas.microsoft.com/office/word/2018/wordml" xmlns:w16sdtdh="http://schemas.microsoft.com/office/word/2020/wordml/sdtdatahash" xmlns:w16se="http://schemas.microsoft.com/office/word/2015/wordml/symex" xmlns:wpg="http://schemas.microsoft.com/office/word/2010/wordprocessingGroup" xmlns:wpi="http://schemas.microsoft.com/office/word/2010/wordprocessingInk" xmlns:wne="http://schemas.microsoft.com/office/word/2006/wordml" xmlns:wps="http://schemas.microsoft.com/office/word/2010/wordprocessingShape" mc:Ignorable="w14 w15 w16se w16cid w16 w16cex w16sdtdh wp14">
+<w:numbering xmlns:wpc="http://schemas.microsoft.com/office/word/2010/wordprocessingCanvas" xmlns:cx="http://schemas.microsoft.com/office/drawing/2014/chartex" xmlns:cx1="http://schemas.microsoft.com/office/drawing/2015/9/8/chartex" xmlns:cx2="http://schemas.microsoft.com/office/drawing/2015/10/21/chartex" xmlns:cx3="http://schemas.microsoft.com/office/drawing/2016/5/9/chartex" xmlns:cx4="http://schemas.microsoft.com/office/drawing/2016/5/10/chartex" xmlns:cx5="http://schemas.microsoft.com/office/drawing/2016/5/11/chartex" xmlns:cx6="http://schemas.microsoft.com/office/drawing/2016/5/12/chartex" xmlns:cx7="http://schemas.microsoft.com/office/drawing/2016/5/13/chartex" xmlns:cx8="http://schemas.microsoft.com/office/drawing/2016/5/14/chartex" xmlns:mc="http://schemas.openxmlformats.org/markup-compatibility/2006" xmlns:aink="http://schemas.microsoft.com/office/drawing/2016/ink" xmlns:am3d="http://schemas.microsoft.com/office/drawing/2017/model3d" xmlns:o="urn:schemas-microsoft-com:office:office" xmlns:oel="http://schemas.microsoft.com/office/2019/extlst" xmlns:r="http://schemas.openxmlformats.org/officeDocument/2006/relationships" xmlns:m="http://schemas.openxmlformats.org/officeDocument/2006/math" xmlns:v="urn:schemas-microsoft-com:vml" xmlns:wp14="http://schemas.microsoft.com/office/word/2010/wordprocessingDrawing" xmlns:wp="http://schemas.openxmlformats.org/drawingml/2006/wordprocessingDrawing" xmlns:w10="urn:schemas-microsoft-com:office:word" xmlns:w="http://schemas.openxmlformats.org/wordprocessingml/2006/main" xmlns:w14="http://schemas.microsoft.com/office/word/2010/wordml" xmlns:w15="http://schemas.microsoft.com/office/word/2012/wordml" xmlns:w16cex="http://schemas.microsoft.com/office/word/2018/wordml/cex" xmlns:w16cid="http://schemas.microsoft.com/office/word/2016/wordml/cid" xmlns:w16="http://schemas.microsoft.com/office/word/2018/wordml" xmlns:w16du="http://schemas.microsoft.com/office/word/2023/wordml/word16du" xmlns:w16sdtdh="http://schemas.microsoft.com/office/word/2020/wordml/sdtdatahash" xmlns:w16sdtfl="http://schemas.microsoft.com/office/word/2024/wordml/sdtformatlock" xmlns:w16se="http://schemas.microsoft.com/office/word/2015/wordml/symex" xmlns:wpg="http://schemas.microsoft.com/office/word/2010/wordprocessingGroup" xmlns:wpi="http://schemas.microsoft.com/office/word/2010/wordprocessingInk" xmlns:wne="http://schemas.microsoft.com/office/word/2006/wordml" xmlns:wps="http://schemas.microsoft.com/office/word/2010/wordprocessingShape" mc:Ignorable="w14 w15 w16se w16cid w16 w16cex w16sdtdh w16sdtfl w16du wp14">
   <w:abstractNum w:abstractNumId="0" w15:restartNumberingAfterBreak="0">
     <w:nsid w:val="003C303B"/>
     <w:multiLevelType w:val="hybridMultilevel"/>
@@ -3408,6 +4049,95 @@
     </w:lvl>
   </w:abstractNum>
   <w:abstractNum w:abstractNumId="7" w15:restartNumberingAfterBreak="0">
+    <w:nsid w:val="3C41564C"/>
+    <w:multiLevelType w:val="hybridMultilevel"/>
+    <w:tmpl w:val="1DD82842"/>
+    <w:lvl w:ilvl="0" w:tplc="040C000F">
+      <w:start w:val="1"/>
+      <w:numFmt w:val="decimal"/>
+      <w:lvlText w:val="%1."/>
+      <w:lvlJc w:val="left"/>
+      <w:pPr>
+        <w:ind w:left="720" w:hanging="360"/>
+      </w:pPr>
+      <w:rPr>
+        <w:rFonts w:hint="default"/>
+      </w:rPr>
+    </w:lvl>
+    <w:lvl w:ilvl="1" w:tplc="040C0019" w:tentative="1">
+      <w:start w:val="1"/>
+      <w:numFmt w:val="lowerLetter"/>
+      <w:lvlText w:val="%2."/>
+      <w:lvlJc w:val="left"/>
+      <w:pPr>
+        <w:ind w:left="1440" w:hanging="360"/>
+      </w:pPr>
+    </w:lvl>
+    <w:lvl w:ilvl="2" w:tplc="040C001B" w:tentative="1">
+      <w:start w:val="1"/>
+      <w:numFmt w:val="lowerRoman"/>
+      <w:lvlText w:val="%3."/>
+      <w:lvlJc w:val="right"/>
+      <w:pPr>
+        <w:ind w:left="2160" w:hanging="180"/>
+      </w:pPr>
+    </w:lvl>
+    <w:lvl w:ilvl="3" w:tplc="040C000F" w:tentative="1">
+      <w:start w:val="1"/>
+      <w:numFmt w:val="decimal"/>
+      <w:lvlText w:val="%4."/>
+      <w:lvlJc w:val="left"/>
+      <w:pPr>
+        <w:ind w:left="2880" w:hanging="360"/>
+      </w:pPr>
+    </w:lvl>
+    <w:lvl w:ilvl="4" w:tplc="040C0019" w:tentative="1">
+      <w:start w:val="1"/>
+      <w:numFmt w:val="lowerLetter"/>
+      <w:lvlText w:val="%5."/>
+      <w:lvlJc w:val="left"/>
+      <w:pPr>
+        <w:ind w:left="3600" w:hanging="360"/>
+      </w:pPr>
+    </w:lvl>
+    <w:lvl w:ilvl="5" w:tplc="040C001B" w:tentative="1">
+      <w:start w:val="1"/>
+      <w:numFmt w:val="lowerRoman"/>
+      <w:lvlText w:val="%6."/>
+      <w:lvlJc w:val="right"/>
+      <w:pPr>
+        <w:ind w:left="4320" w:hanging="180"/>
+      </w:pPr>
+    </w:lvl>
+    <w:lvl w:ilvl="6" w:tplc="040C000F" w:tentative="1">
+      <w:start w:val="1"/>
+      <w:numFmt w:val="decimal"/>
+      <w:lvlText w:val="%7."/>
+      <w:lvlJc w:val="left"/>
+      <w:pPr>
+        <w:ind w:left="5040" w:hanging="360"/>
+      </w:pPr>
+    </w:lvl>
+    <w:lvl w:ilvl="7" w:tplc="040C0019" w:tentative="1">
+      <w:start w:val="1"/>
+      <w:numFmt w:val="lowerLetter"/>
+      <w:lvlText w:val="%8."/>
+      <w:lvlJc w:val="left"/>
+      <w:pPr>
+        <w:ind w:left="5760" w:hanging="360"/>
+      </w:pPr>
+    </w:lvl>
+    <w:lvl w:ilvl="8" w:tplc="040C001B" w:tentative="1">
+      <w:start w:val="1"/>
+      <w:numFmt w:val="lowerRoman"/>
+      <w:lvlText w:val="%9."/>
+      <w:lvlJc w:val="right"/>
+      <w:pPr>
+        <w:ind w:left="6480" w:hanging="180"/>
+      </w:pPr>
+    </w:lvl>
+  </w:abstractNum>
+  <w:abstractNum w:abstractNumId="8" w15:restartNumberingAfterBreak="0">
     <w:nsid w:val="3E0171FD"/>
     <w:multiLevelType w:val="hybridMultilevel"/>
     <w:tmpl w:val="6B90F660"/>
@@ -3520,7 +4250,7 @@
       </w:rPr>
     </w:lvl>
   </w:abstractNum>
-  <w:abstractNum w:abstractNumId="8" w15:restartNumberingAfterBreak="0">
+  <w:abstractNum w:abstractNumId="9" w15:restartNumberingAfterBreak="0">
     <w:nsid w:val="3FE31FD1"/>
     <w:multiLevelType w:val="hybridMultilevel"/>
     <w:tmpl w:val="886C2488"/>
@@ -3635,7 +4365,7 @@
       </w:rPr>
     </w:lvl>
   </w:abstractNum>
-  <w:abstractNum w:abstractNumId="9" w15:restartNumberingAfterBreak="0">
+  <w:abstractNum w:abstractNumId="10" w15:restartNumberingAfterBreak="0">
     <w:nsid w:val="40BF220C"/>
     <w:multiLevelType w:val="hybridMultilevel"/>
     <w:tmpl w:val="BE64A626"/>
@@ -3775,7 +4505,7 @@
       </w:rPr>
     </w:lvl>
   </w:abstractNum>
-  <w:abstractNum w:abstractNumId="10" w15:restartNumberingAfterBreak="0">
+  <w:abstractNum w:abstractNumId="11" w15:restartNumberingAfterBreak="0">
     <w:nsid w:val="41B03D46"/>
     <w:multiLevelType w:val="hybridMultilevel"/>
     <w:tmpl w:val="0D385EA0"/>
@@ -3914,7 +4644,7 @@
       </w:rPr>
     </w:lvl>
   </w:abstractNum>
-  <w:abstractNum w:abstractNumId="11" w15:restartNumberingAfterBreak="0">
+  <w:abstractNum w:abstractNumId="12" w15:restartNumberingAfterBreak="0">
     <w:nsid w:val="41B46256"/>
     <w:multiLevelType w:val="multilevel"/>
     <w:tmpl w:val="2AC2DE68"/>
@@ -4009,7 +4739,7 @@
       </w:pPr>
     </w:lvl>
   </w:abstractNum>
-  <w:abstractNum w:abstractNumId="12" w15:restartNumberingAfterBreak="0">
+  <w:abstractNum w:abstractNumId="13" w15:restartNumberingAfterBreak="0">
     <w:nsid w:val="49AE54ED"/>
     <w:multiLevelType w:val="hybridMultilevel"/>
     <w:tmpl w:val="B1267F00"/>
@@ -4126,7 +4856,7 @@
       </w:rPr>
     </w:lvl>
   </w:abstractNum>
-  <w:abstractNum w:abstractNumId="13" w15:restartNumberingAfterBreak="0">
+  <w:abstractNum w:abstractNumId="14" w15:restartNumberingAfterBreak="0">
     <w:nsid w:val="522631C9"/>
     <w:multiLevelType w:val="hybridMultilevel"/>
     <w:tmpl w:val="68B0ACD2"/>
@@ -4241,7 +4971,7 @@
       </w:rPr>
     </w:lvl>
   </w:abstractNum>
-  <w:abstractNum w:abstractNumId="14" w15:restartNumberingAfterBreak="0">
+  <w:abstractNum w:abstractNumId="15" w15:restartNumberingAfterBreak="0">
     <w:nsid w:val="56180E91"/>
     <w:multiLevelType w:val="hybridMultilevel"/>
     <w:tmpl w:val="0C94F9CE"/>
@@ -4356,7 +5086,7 @@
       </w:rPr>
     </w:lvl>
   </w:abstractNum>
-  <w:abstractNum w:abstractNumId="15" w15:restartNumberingAfterBreak="0">
+  <w:abstractNum w:abstractNumId="16" w15:restartNumberingAfterBreak="0">
     <w:nsid w:val="5CF33102"/>
     <w:multiLevelType w:val="hybridMultilevel"/>
     <w:tmpl w:val="A4501324"/>
@@ -4471,7 +5201,7 @@
       </w:rPr>
     </w:lvl>
   </w:abstractNum>
-  <w:abstractNum w:abstractNumId="16" w15:restartNumberingAfterBreak="0">
+  <w:abstractNum w:abstractNumId="17" w15:restartNumberingAfterBreak="0">
     <w:nsid w:val="5E8F6934"/>
     <w:multiLevelType w:val="hybridMultilevel"/>
     <w:tmpl w:val="83EC98B4"/>
@@ -4586,7 +5316,7 @@
       </w:rPr>
     </w:lvl>
   </w:abstractNum>
-  <w:abstractNum w:abstractNumId="17" w15:restartNumberingAfterBreak="0">
+  <w:abstractNum w:abstractNumId="18" w15:restartNumberingAfterBreak="0">
     <w:nsid w:val="5FE52E27"/>
     <w:multiLevelType w:val="hybridMultilevel"/>
     <w:tmpl w:val="243ECAF8"/>
@@ -4701,7 +5431,7 @@
       </w:rPr>
     </w:lvl>
   </w:abstractNum>
-  <w:abstractNum w:abstractNumId="18" w15:restartNumberingAfterBreak="0">
+  <w:abstractNum w:abstractNumId="19" w15:restartNumberingAfterBreak="0">
     <w:nsid w:val="649031BD"/>
     <w:multiLevelType w:val="hybridMultilevel"/>
     <w:tmpl w:val="A79CB258"/>
@@ -4816,7 +5546,7 @@
       </w:rPr>
     </w:lvl>
   </w:abstractNum>
-  <w:abstractNum w:abstractNumId="19" w15:restartNumberingAfterBreak="0">
+  <w:abstractNum w:abstractNumId="20" w15:restartNumberingAfterBreak="0">
     <w:nsid w:val="6C5E15D8"/>
     <w:multiLevelType w:val="hybridMultilevel"/>
     <w:tmpl w:val="468CFDEE"/>
@@ -4931,7 +5661,7 @@
       </w:rPr>
     </w:lvl>
   </w:abstractNum>
-  <w:abstractNum w:abstractNumId="20" w15:restartNumberingAfterBreak="0">
+  <w:abstractNum w:abstractNumId="21" w15:restartNumberingAfterBreak="0">
     <w:nsid w:val="6F7A7DAA"/>
     <w:multiLevelType w:val="hybridMultilevel"/>
     <w:tmpl w:val="8FFAED64"/>
@@ -5046,7 +5776,7 @@
       </w:rPr>
     </w:lvl>
   </w:abstractNum>
-  <w:abstractNum w:abstractNumId="21" w15:restartNumberingAfterBreak="0">
+  <w:abstractNum w:abstractNumId="22" w15:restartNumberingAfterBreak="0">
     <w:nsid w:val="724752FE"/>
     <w:multiLevelType w:val="hybridMultilevel"/>
     <w:tmpl w:val="9056B8A4"/>
@@ -5137,7 +5867,7 @@
       </w:pPr>
     </w:lvl>
   </w:abstractNum>
-  <w:abstractNum w:abstractNumId="22" w15:restartNumberingAfterBreak="0">
+  <w:abstractNum w:abstractNumId="23" w15:restartNumberingAfterBreak="0">
     <w:nsid w:val="743D2529"/>
     <w:multiLevelType w:val="hybridMultilevel"/>
     <w:tmpl w:val="C1FA148A"/>
@@ -5252,80 +5982,83 @@
       </w:rPr>
     </w:lvl>
   </w:abstractNum>
-  <w:num w:numId="1">
+  <w:num w:numId="1" w16cid:durableId="1719429892">
+    <w:abstractNumId w:val="12"/>
+  </w:num>
+  <w:num w:numId="2" w16cid:durableId="157623512">
+    <w:abstractNumId w:val="21"/>
+  </w:num>
+  <w:num w:numId="3" w16cid:durableId="894701219">
+    <w:abstractNumId w:val="1"/>
+  </w:num>
+  <w:num w:numId="4" w16cid:durableId="1761556992">
+    <w:abstractNumId w:val="0"/>
+  </w:num>
+  <w:num w:numId="5" w16cid:durableId="1964458129">
+    <w:abstractNumId w:val="22"/>
+  </w:num>
+  <w:num w:numId="6" w16cid:durableId="28068042">
+    <w:abstractNumId w:val="16"/>
+  </w:num>
+  <w:num w:numId="7" w16cid:durableId="663238220">
     <w:abstractNumId w:val="11"/>
   </w:num>
-  <w:num w:numId="2">
+  <w:num w:numId="8" w16cid:durableId="257720211">
+    <w:abstractNumId w:val="5"/>
+  </w:num>
+  <w:num w:numId="9" w16cid:durableId="795490996">
+    <w:abstractNumId w:val="4"/>
+  </w:num>
+  <w:num w:numId="10" w16cid:durableId="164395103">
+    <w:abstractNumId w:val="6"/>
+  </w:num>
+  <w:num w:numId="11" w16cid:durableId="1986422190">
+    <w:abstractNumId w:val="14"/>
+  </w:num>
+  <w:num w:numId="12" w16cid:durableId="1897551286">
+    <w:abstractNumId w:val="18"/>
+  </w:num>
+  <w:num w:numId="13" w16cid:durableId="696463797">
+    <w:abstractNumId w:val="3"/>
+  </w:num>
+  <w:num w:numId="14" w16cid:durableId="1334526213">
+    <w:abstractNumId w:val="17"/>
+  </w:num>
+  <w:num w:numId="15" w16cid:durableId="589699072">
+    <w:abstractNumId w:val="10"/>
+  </w:num>
+  <w:num w:numId="16" w16cid:durableId="1665813854">
+    <w:abstractNumId w:val="8"/>
+  </w:num>
+  <w:num w:numId="17" w16cid:durableId="369451340">
+    <w:abstractNumId w:val="2"/>
+  </w:num>
+  <w:num w:numId="18" w16cid:durableId="1025179859">
+    <w:abstractNumId w:val="13"/>
+  </w:num>
+  <w:num w:numId="19" w16cid:durableId="1495798989">
+    <w:abstractNumId w:val="15"/>
+  </w:num>
+  <w:num w:numId="20" w16cid:durableId="1896381934">
+    <w:abstractNumId w:val="9"/>
+  </w:num>
+  <w:num w:numId="21" w16cid:durableId="981468162">
     <w:abstractNumId w:val="20"/>
   </w:num>
-  <w:num w:numId="3">
-    <w:abstractNumId w:val="1"/>
-  </w:num>
-  <w:num w:numId="4">
-    <w:abstractNumId w:val="0"/>
-  </w:num>
-  <w:num w:numId="5">
-    <w:abstractNumId w:val="21"/>
-  </w:num>
-  <w:num w:numId="6">
-    <w:abstractNumId w:val="15"/>
-  </w:num>
-  <w:num w:numId="7">
-    <w:abstractNumId w:val="10"/>
-  </w:num>
-  <w:num w:numId="8">
-    <w:abstractNumId w:val="5"/>
-  </w:num>
-  <w:num w:numId="9">
-    <w:abstractNumId w:val="4"/>
-  </w:num>
-  <w:num w:numId="10">
-    <w:abstractNumId w:val="6"/>
-  </w:num>
-  <w:num w:numId="11">
-    <w:abstractNumId w:val="13"/>
-  </w:num>
-  <w:num w:numId="12">
-    <w:abstractNumId w:val="17"/>
-  </w:num>
-  <w:num w:numId="13">
-    <w:abstractNumId w:val="3"/>
-  </w:num>
-  <w:num w:numId="14">
-    <w:abstractNumId w:val="16"/>
-  </w:num>
-  <w:num w:numId="15">
-    <w:abstractNumId w:val="9"/>
-  </w:num>
-  <w:num w:numId="16">
-    <w:abstractNumId w:val="7"/>
-  </w:num>
-  <w:num w:numId="17">
-    <w:abstractNumId w:val="2"/>
-  </w:num>
-  <w:num w:numId="18">
-    <w:abstractNumId w:val="12"/>
-  </w:num>
-  <w:num w:numId="19">
-    <w:abstractNumId w:val="14"/>
-  </w:num>
-  <w:num w:numId="20">
-    <w:abstractNumId w:val="8"/>
-  </w:num>
-  <w:num w:numId="21">
+  <w:num w:numId="22" w16cid:durableId="521477270">
     <w:abstractNumId w:val="19"/>
   </w:num>
-  <w:num w:numId="22">
-    <w:abstractNumId w:val="18"/>
+  <w:num w:numId="23" w16cid:durableId="1064378766">
+    <w:abstractNumId w:val="23"/>
   </w:num>
-  <w:num w:numId="23">
-    <w:abstractNumId w:val="22"/>
+  <w:num w:numId="24" w16cid:durableId="732505237">
+    <w:abstractNumId w:val="7"/>
   </w:num>
 </w:numbering>
 </file>
 
 <file path=word/styles.xml><?xml version="1.0" encoding="utf-8"?>
-<w:styles xmlns:mc="http://schemas.openxmlformats.org/markup-compatibility/2006" xmlns:r="http://schemas.openxmlformats.org/officeDocument/2006/relationships" xmlns:w="http://schemas.openxmlformats.org/wordprocessingml/2006/main" xmlns:w14="http://schemas.microsoft.com/office/word/2010/wordml" xmlns:w15="http://schemas.microsoft.com/office/word/2012/wordml" xmlns:w16cex="http://schemas.microsoft.com/office/word/2018/wordml/cex" xmlns:w16cid="http://schemas.microsoft.com/office/word/2016/wordml/cid" xmlns:w16="http://schemas.microsoft.com/office/word/2018/wordml" xmlns:w16sdtdh="http://schemas.microsoft.com/office/word/2020/wordml/sdtdatahash" xmlns:w16se="http://schemas.microsoft.com/office/word/2015/wordml/symex" mc:Ignorable="w14 w15 w16se w16cid w16 w16cex w16sdtdh">
+<w:styles xmlns:mc="http://schemas.openxmlformats.org/markup-compatibility/2006" xmlns:r="http://schemas.openxmlformats.org/officeDocument/2006/relationships" xmlns:w="http://schemas.openxmlformats.org/wordprocessingml/2006/main" xmlns:w14="http://schemas.microsoft.com/office/word/2010/wordml" xmlns:w15="http://schemas.microsoft.com/office/word/2012/wordml" xmlns:w16cex="http://schemas.microsoft.com/office/word/2018/wordml/cex" xmlns:w16cid="http://schemas.microsoft.com/office/word/2016/wordml/cid" xmlns:w16="http://schemas.microsoft.com/office/word/2018/wordml" xmlns:w16du="http://schemas.microsoft.com/office/word/2023/wordml/word16du" xmlns:w16sdtdh="http://schemas.microsoft.com/office/word/2020/wordml/sdtdatahash" xmlns:w16sdtfl="http://schemas.microsoft.com/office/word/2024/wordml/sdtformatlock" xmlns:w16se="http://schemas.microsoft.com/office/word/2015/wordml/symex" mc:Ignorable="w14 w15 w16se w16cid w16 w16cex w16sdtdh w16sdtfl w16du">
   <w:docDefaults>
     <w:rPrDefault>
       <w:rPr>
@@ -5496,7 +6229,7 @@
     <w:lsdException w:name="Table Web 2" w:semiHidden="1" w:unhideWhenUsed="1"/>
     <w:lsdException w:name="Table Web 3" w:semiHidden="1" w:unhideWhenUsed="1"/>
     <w:lsdException w:name="Balloon Text" w:semiHidden="1" w:unhideWhenUsed="1"/>
-    <w:lsdException w:name="Table Grid" w:uiPriority="0"/>
+    <w:lsdException w:name="Table Grid" w:uiPriority="59"/>
     <w:lsdException w:name="Table Theme" w:semiHidden="1" w:unhideWhenUsed="1"/>
     <w:lsdException w:name="Placeholder Text" w:semiHidden="1"/>
     <w:lsdException w:name="No Spacing" w:uiPriority="1" w:qFormat="1"/>
@@ -5982,6 +6715,7 @@
   <w:style w:type="character" w:default="1" w:styleId="Policepardfaut">
     <w:name w:val="Default Paragraph Font"/>
     <w:uiPriority w:val="1"/>
+    <w:semiHidden/>
     <w:unhideWhenUsed/>
   </w:style>
   <w:style w:type="table" w:default="1" w:styleId="TableauNormal">
@@ -6204,6 +6938,7 @@
   <w:style w:type="table" w:styleId="Grilledutableau">
     <w:name w:val="Table Grid"/>
     <w:basedOn w:val="TableauNormal"/>
+    <w:uiPriority w:val="59"/>
     <w:rsid w:val="00B31131"/>
     <w:pPr>
       <w:spacing w:after="0" w:line="240" w:lineRule="auto"/>
